--- a/Итоговый_отчёт_LLMWebParser.docx
+++ b/Итоговый_отчёт_LLMWebParser.docx
@@ -1831,7 +1831,7 @@
           <w:i w:val="0"/>
           <w:sz w:val="28"/>
         </w:rPr>
-        <w:t>На финальном этапе реализован модуль interactor для интерактивных действий. Поддерживаемые действия: add_to_cart (добавить в корзину), buy_now (купить сейчас), open_product (открыть карточку), click_text (клик по тексту), custom_selector (клик по явному CSS). Логика поиска элемента трёхэтапная: сначала эвристический скоринг через element_finder, при низкой уверенности — LLM-fallback, при недостатке уверенности обоих — корректный возврат status=not_found без ложных срабатываний.</w:t>
+        <w:t>На финальном этапе реализован модуль interactor для интерактивных действий. Поддерживаемые действия: add_to_cart (добавить в корзину), buy_now (купить сейчас), open_product (открыть карточку), click_text (клик по тексту), custom_selector (клик по явному CSS). Алгоритм эвристического поиска кликабельных элементов (element_finder) разработан Даниилом — я отвечал за интеграцию его модуля с Playwright и за саму логику клика.</w:t>
       </w:r>
     </w:p>
     <w:p>
@@ -1846,7 +1846,7 @@
           <w:i w:val="0"/>
           <w:sz w:val="28"/>
         </w:rPr>
-        <w:t>Эвристический скоринг ранжирует каждый потенциально-кликабельный элемент (button, a, input[type=submit], div с role=button или onclick) по нескольким признакам: точное/частичное совпадение текста с известными многоязычными фразами (русский, английский, французский, немецкий), aria-label, title, data-атрибуты, class-паттерны через регулярные выражения, role, тип тега. Anti-pattern'ы («в избранное», «wishlist», «compare») снижают балл на 50.</w:t>
+        <w:t>Логика поиска элемента трёхэтапная: сначала эвристический скоринг через element_finder.find_best(html, intent), при низкой уверенности — LLM-fallback (новый промпт INTERACTIVE_ELEMENT_TEMPLATE в LangChain-цепочке), при недостатке уверенности обоих — корректный возврат status=not_found без ложных срабатываний. После клика страница ожидает networkidle, затем считывается title и сравнивается с пред-кликом для подтверждения что действие выполнено. Все шаги сохраняются в InteractionResult.log с timestamp_ms и записываются в БД.</w:t>
       </w:r>
     </w:p>
     <w:p>
@@ -1985,67 +1985,7 @@
           <w:i w:val="0"/>
           <w:sz w:val="28"/>
         </w:rPr>
-        <w:t>Моя ответственность заключалась в составлении плана оценивания решения, разработке тест-кейсов и метрик качества, поиске багов и формировании итогового отчёта о точности разработанной системы. Также я отвечал за итоговое end-to-end тестирование на реальных интернет-магазинах, включая крупные российские маркетплейсы.</w:t>
-      </w:r>
-    </w:p>
-    <w:p>
-      <w:pPr>
-        <w:spacing w:line="360" w:lineRule="auto"/>
-        <w:ind w:firstLine="709"/>
-      </w:pPr>
-      <w:r>
-        <w:rPr>
-          <w:rFonts w:ascii="Times New Roman" w:hAnsi="Times New Roman" w:cs="Times New Roman" w:eastAsia="Times New Roman"/>
-          <w:b w:val="0"/>
-          <w:i w:val="0"/>
-          <w:sz w:val="28"/>
-        </w:rPr>
-        <w:t>Первым этапом стала разработка методологии тестирования. Определены метрики качества: точность извлечения (процент корректно извлечённых полей среди успешных запросов), полнота (процент страниц, для которых система извлекла хотя бы одно поле), F1-мера, латентность обработки, стоимость API-вызовов. Сформирована трёхуровневая стратегия тестирования: unit-тесты для отдельных функций без сети, integration-тесты с моками внешних API, end-to-end проверки на реальных сайтах вручную.</w:t>
-      </w:r>
-    </w:p>
-    <w:p>
-      <w:pPr>
-        <w:spacing w:line="360" w:lineRule="auto"/>
-        <w:ind w:firstLine="709"/>
-      </w:pPr>
-      <w:r>
-        <w:rPr>
-          <w:rFonts w:ascii="Times New Roman" w:hAnsi="Times New Roman" w:cs="Times New Roman" w:eastAsia="Times New Roman"/>
-          <w:b w:val="0"/>
-          <w:i w:val="0"/>
-          <w:sz w:val="28"/>
-        </w:rPr>
-        <w:t>Разработано 139 автоматизированных тестов в 10 модулях. Файл test_schemas.py покрывает Pydantic-валидацию ParseRequest, ProductData, InteractionCreate. Файл test_cleaner.py проверяет очистку HTML и эвристики страниц-товаров. Файл test_llm_parser.py тестирует JSON-парсер, fallback и нормализацию полей. Файл test_applier.py — 19 тестов применения CSS-селекторов с проверкой нормализации цены и артикула. Файл test_toon.py — сериализатор TOON-формата с проверкой порядка полей и экранирования. Файл test_database.py — CRUD SQLite. Файлы test_api.py и test_selectors_api.py — endpoint-тесты с моками Playwright и LLM. Финально добавлены test_element_finder.py и test_interact_api.py для модуля интерактивных действий.</w:t>
-      </w:r>
-    </w:p>
-    <w:p>
-      <w:pPr>
-        <w:spacing w:line="360" w:lineRule="auto"/>
-        <w:ind w:firstLine="709"/>
-      </w:pPr>
-      <w:r>
-        <w:rPr>
-          <w:rFonts w:ascii="Times New Roman" w:hAnsi="Times New Roman" w:cs="Times New Roman" w:eastAsia="Times New Roman"/>
-          <w:b w:val="0"/>
-          <w:i w:val="0"/>
-          <w:sz w:val="28"/>
-        </w:rPr>
-        <w:t>Проведены end-to-end тесты на синтетической фикстуре sample_product.html с эталонными значениями из ТЗ Parsmart, на реальном сайте books.toscrape.com с двумя различными книгами для демонстрации переиспользования селекторов без повторного вызова LLM, на демонстрационном магазине demoblaze.com, на сайтах automationexercise.com и scrapingclub.com. На завершающем этапе проведены прогоны на крупных российских маркетплейсах: Wildberries, Ozon, DNS-shop, М.Видео, Citilink.</w:t>
-      </w:r>
-    </w:p>
-    <w:p>
-      <w:pPr>
-        <w:spacing w:line="360" w:lineRule="auto"/>
-        <w:ind w:firstLine="709"/>
-      </w:pPr>
-      <w:r>
-        <w:rPr>
-          <w:rFonts w:ascii="Times New Roman" w:hAnsi="Times New Roman" w:cs="Times New Roman" w:eastAsia="Times New Roman"/>
-          <w:b w:val="0"/>
-          <w:i w:val="0"/>
-          <w:sz w:val="28"/>
-        </w:rPr>
-        <w:t>Результаты тестирования зафиксированы в файлах docs/testing.md (методология) и docs/testing_results.md (подробные прогоны с логами каждого шага). На локальной фикстуре все три режима работают с точностью 100% для title, article и image_url. На books.toscrape сгенерированные селекторы корректно применились к двум разным книгам без повторного вызова LLM (51.77£ для одной, 53.74£ для другой). На Wildberries система успешно прошла антибот-защиту: интерактивное действие add_to_cart было выполнено корректно — LLM подобрал селектор .product-card__add-basket.j-add-to-basket с confidence=90, клик отработал.</w:t>
+        <w:t>Моя зона ответственности в проекте охватывает три направления: разработку модуля CSS-селекторов с экспортом в формат TOON (это центральный модуль системы по постановке задачи Parsmart), реализацию слоя данных (Pydantic-схемы, асинхронный доступ к SQLite, CRUD-операции) и обеспечение качества (методология тестирования, разработка автотестов, end-to-end проверки на реальных интернет-магазинах). Дополнительно на финальном этапе я разработал модуль эвристического поиска интерактивных элементов (element_finder), который интегрирован Михаилом в модуль interactor.</w:t>
       </w:r>
     </w:p>
     <w:p>
@@ -2061,7 +2001,7 @@
           <w:color w:val="000000"/>
           <w:sz w:val="26"/>
         </w:rPr>
-        <w:t>4.3.2. Выявленные проблемы и решения</w:t>
+        <w:t>4.3.2. Модуль CSS-селекторов и формат TOON</w:t>
       </w:r>
     </w:p>
     <w:p>
@@ -2076,7 +2016,7 @@
           <w:i w:val="0"/>
           <w:sz w:val="28"/>
         </w:rPr>
-        <w:t>Основной проблемой стала субъективность ground truth разметки. Для некоторых страниц неочевидно, какое именно название считать правильным — краткое из H1 или расширенное с дополнительными характеристиками. Аналогично с артикулом — внутренний код магазина или штрих-код производителя. Разработан критерий разметки: приоритет даётся данным, явно выделенным в верстке (h1, отдельный блок «Артикул:»), а в спорных случаях фиксируются альтернативы. Также реализована система confidence score для маркировки результатов, требующих ручной проверки.</w:t>
+        <w:t>Центральная задача проекта по постановке Parsmart — генерация CSS-селекторов для типовой страницы товара и их переиспользование на всех страницах того же домена. Я реализовал три модуля: selectors.py (генерация и валидация селекторов), applier.py (применение селекторов к HTML без обращения к LLM), toon/serializer.py (сериализация в формат TOON, совместимый с примером domains.toon из задания).</w:t>
       </w:r>
     </w:p>
     <w:p>
@@ -2091,7 +2031,7 @@
           <w:i w:val="0"/>
           <w:sz w:val="28"/>
         </w:rPr>
-        <w:t>Второй сложностью оказалась нестабильность результатов языковых моделей. Даже при температуре 0.0 при повторных запросах модели иногда выдавали разные результаты из-за внутреннего недетерминизма. Это особенно заметно на сложных страницах со множеством товаров (как карточки Wildberries, где помимо основного товара представлены 30+ предложений других продавцов). Решением стала автоматическая валидация селекторов после генерации и введение разделения режимов: для маркетплейсов с шумным DOM рекомендуется использовать режим интерактивных действий, который ищет конкретные элементы интерфейса вместо извлечения данных о товаре.</w:t>
+        <w:t>Логика генерации работает следующим образом. Опорная страница товара загружается через fetcher, очищается через cleaner, и передаётся в специализированный промпт SELECTORS_GENERATION_TEMPLATE. Я разработал текст промпта таким образом, чтобы LLM возвращал стабильный JSON фиксированной структуры с шестью полями: name, price, currency, pictures, category, article. В промпт встроены явные инструкции: предпочитать класс- и атрибут-селекторы вместо глубоких descendant-цепочек; избегать auto-generated хэшей вида css-1a2b3c; использовать только реально присутствующие в HTML классы. Без этих инструкций модели регулярно «галлюцинировали», выдумывая несуществующие классы.</w:t>
       </w:r>
     </w:p>
     <w:p>
@@ -2106,7 +2046,37 @@
           <w:i w:val="0"/>
           <w:sz w:val="28"/>
         </w:rPr>
-        <w:t>Проблемой оказалась длительность полного тестирования. Обработка пятидесяти страниц последовательно занимает около десяти минут из-за высокой латентности обращения к LLM. Для CI/CD интеграции внешние вызовы Playwright и LLM API полностью замокированы через unittest.mock — это позволяет прогонять весь набор из 139 тестов менее чем за секунду на любой машине без сетевого доступа.</w:t>
+        <w:t>Сгенерированные селекторы проходят автоматическую валидацию в функции validate_selectors. Каждый селектор применяется к исходному HTML через BeautifulSoup. Если селектор синтаксически некорректен или ничего не находит — он сбрасывается в null, а в поле markdownComments разметки добавляется текстовое пояснение. Это критически важный защитный слой от галлюцинаций LLM: даже если модель придумала несуществующий класс, в финальной разметке его не будет, и пользователь увидит честное предупреждение.</w:t>
+      </w:r>
+    </w:p>
+    <w:p>
+      <w:pPr>
+        <w:spacing w:line="360" w:lineRule="auto"/>
+        <w:ind w:firstLine="709"/>
+      </w:pPr>
+      <w:r>
+        <w:rPr>
+          <w:rFonts w:ascii="Times New Roman" w:hAnsi="Times New Roman" w:cs="Times New Roman" w:eastAsia="Times New Roman"/>
+          <w:b w:val="0"/>
+          <w:i w:val="0"/>
+          <w:sz w:val="28"/>
+        </w:rPr>
+        <w:t>Модуль applier применяет сохранённые селекторы к любым URL того же домена без обращения к LLM. Это даёт скорость классических парсеров при универсальности AI: один вызов модели покрывает тысячи страниц одного магазина. Я реализовал интеллектуальную нормализацию извлечённых значений. Функция _normalize_price обрабатывает множество форматов: «1 999 ₽» → 1999.0, «1 999,99 ₽» → 1999.99, европейский формат «1.999,99 ₽» → 1999.99. Функция _normalize_article склеивает пробелы внутри числовых последовательностей («2006 4875» → «20064875») при этом сохраняет alphanumeric SKU как есть («SM-A55», «LEN-001»). Функция _absolutize превращает относительные URL изображений в абсолютные, обрабатывая три случая: уже абсолютный URL, protocol-relative (//cdn.x.com/...), относительный путь.</w:t>
+      </w:r>
+    </w:p>
+    <w:p>
+      <w:pPr>
+        <w:spacing w:line="360" w:lineRule="auto"/>
+        <w:ind w:firstLine="709"/>
+      </w:pPr>
+      <w:r>
+        <w:rPr>
+          <w:rFonts w:ascii="Times New Roman" w:hAnsi="Times New Roman" w:cs="Times New Roman" w:eastAsia="Times New Roman"/>
+          <w:b w:val="0"/>
+          <w:i w:val="0"/>
+          <w:sz w:val="28"/>
+        </w:rPr>
+        <w:t>Сериализатор TOON я разработал с нуля, поскольку формат самописный и стандартных библиотек для него не существует. Формат отличается от YAML двумя особенностями: массивы декларируются с указанием длины (markdownComments[3]: вместо markdownComments:), элементы массива нумеруются (1: «текст»). Реализованы dump_domains для сериализации списка разметок, вспомогательные функции для productPage, cartPage, orderPage, корректное экранирование двойных кавычек внутри значений. Порядок полей productPage стабильно фиксирован: category, currency, name, pictures, price, article — точно как в эталонном domains.toon из задания. Это важно для совместимости и проверки соответствия результата работы системы исходному ТЗ.</w:t>
       </w:r>
     </w:p>
     <w:p>
@@ -2122,7 +2092,7 @@
           <w:color w:val="000000"/>
           <w:sz w:val="26"/>
         </w:rPr>
-        <w:t>4.3.3. Дальнейшее развитие</w:t>
+        <w:t>4.3.3. Слой данных: Pydantic и SQLite</w:t>
       </w:r>
     </w:p>
     <w:p>
@@ -2137,7 +2107,356 @@
           <w:i w:val="0"/>
           <w:sz w:val="28"/>
         </w:rPr>
-        <w:t>Планируется внедрение системы benchmark-тестирования для сравнительного анализа различных языковых моделей на едином датасете: Llama 3.1 8B/70B, Mistral 7B, Mixtral 8x7B, GPT-4o-mini/GPT-4o, Claude 3.5 Haiku. Необходимо экспериментировать с промпт-инженерией: различные длины инструкций, few-shot learning с примерами успешного извлечения, специализированные промпты для конкретных маркетплейсов. Также перспективна разработка системы автоматической детекции изменений в дизайне сайтов с триггерной регенерацией селекторов и applying эвристик для post-processing (фильтрация нереалистичных цен, валидация форматов артикулов).</w:t>
+        <w:t>Я отвечаю за всю работу с данными в системе. На уровне схем разработал семейство Pydantic-моделей в файле app/models/schemas.py: ParseRequest (входящий запрос с валидацией URL по regex и ограничением длины), ProductData (структура извлечённых данных с custom-валидаторами на цену и URL изображения), DomainMarkup и ProductPageSelectors (полная разметка домена в TOON-формате), CartPageSelectors и OrderPageSelectors (опциональные структуры для корзины и оформления заказа), SelectorsGenerateRequest и SelectorsApplyRequest (для CSS-режима), InteractRequest и InteractResponse (для интерактивных действий). Все модели имеют strict-валидацию: некорректные данные приводят к 422 Unprocessable Entity, что улучшает диагностику ошибок.</w:t>
+      </w:r>
+    </w:p>
+    <w:p>
+      <w:pPr>
+        <w:spacing w:line="360" w:lineRule="auto"/>
+        <w:ind w:firstLine="709"/>
+      </w:pPr>
+      <w:r>
+        <w:rPr>
+          <w:rFonts w:ascii="Times New Roman" w:hAnsi="Times New Roman" w:cs="Times New Roman" w:eastAsia="Times New Roman"/>
+          <w:b w:val="0"/>
+          <w:i w:val="0"/>
+          <w:sz w:val="28"/>
+        </w:rPr>
+        <w:t>Особое внимание уделено custom-валидаторам. Валидатор цены отфильтровывает аномальные значения: отрицательная цена → ValidationError, цена выше 10 миллионов → ValidationError, значение округляется до двух знаков после запятой. Валидатор URL изображения проверяет схему http(s):// и возвращает None для некорректных значений (вместо падения). Валидатор названия обрезает строки длиннее 500 символов и превращает пустые строки в None. Эти правила я выработал на основе анализа реальных ошибок LLM при обработке российских интернет-магазинов.</w:t>
+      </w:r>
+    </w:p>
+    <w:p>
+      <w:pPr>
+        <w:spacing w:line="360" w:lineRule="auto"/>
+        <w:ind w:firstLine="709"/>
+      </w:pPr>
+      <w:r>
+        <w:rPr>
+          <w:rFonts w:ascii="Times New Roman" w:hAnsi="Times New Roman" w:cs="Times New Roman" w:eastAsia="Times New Roman"/>
+          <w:b w:val="0"/>
+          <w:i w:val="0"/>
+          <w:sz w:val="28"/>
+        </w:rPr>
+        <w:t>Слой персистентного хранения я реализовал на SQLite через aiosqlite — асинхронный драйвер совместимый с архитектурой FastAPI. Спроектирована схема из трёх таблиц. Таблица parsed_products хранит историю всех запросов прямого извлечения (url, source, status, title, price, article, image_url, raw_response, created_at). Таблица domain_markups хранит сгенерированные CSS-разметки в виде JSON-блоба с уникальным ключом по нормализованному домену и UPSERT-логикой при повторной генерации. Таблица interaction_runs хранит журнал интерактивных действий с подробным техническим логом каждого шага. Созданы индексы по url и created_at для ускорения типичных запросов.</w:t>
+      </w:r>
+    </w:p>
+    <w:p>
+      <w:pPr>
+        <w:spacing w:line="360" w:lineRule="auto"/>
+        <w:ind w:firstLine="709"/>
+      </w:pPr>
+      <w:r>
+        <w:rPr>
+          <w:rFonts w:ascii="Times New Roman" w:hAnsi="Times New Roman" w:cs="Times New Roman" w:eastAsia="Times New Roman"/>
+          <w:b w:val="0"/>
+          <w:i w:val="0"/>
+          <w:sz w:val="28"/>
+        </w:rPr>
+        <w:t>Реализован полный набор CRUD-операций в app/database/db.py. Функция save_domain_markup использует SQLite UPSERT через ON CONFLICT для атомарного обновления разметки. Функция list_domain_markups возвращает все разметки отсортированными по времени обновления. Все операции асинхронные через context manager async with aiosqlite.connect(), что обеспечивает корректное закрытие соединений даже при исключениях.</w:t>
+      </w:r>
+    </w:p>
+    <w:p>
+      <w:pPr>
+        <w:pStyle w:val="Heading3"/>
+        <w:spacing w:line="240" w:lineRule="auto"/>
+      </w:pPr>
+      <w:r>
+        <w:rPr>
+          <w:rFonts w:ascii="Times New Roman" w:hAnsi="Times New Roman" w:cs="Times New Roman" w:eastAsia="Times New Roman"/>
+          <w:b/>
+          <w:i w:val="0"/>
+          <w:color w:val="000000"/>
+          <w:sz w:val="26"/>
+        </w:rPr>
+        <w:t>4.3.4. Эвристический поиск элементов (модернизация)</w:t>
+      </w:r>
+    </w:p>
+    <w:p>
+      <w:pPr>
+        <w:spacing w:line="360" w:lineRule="auto"/>
+        <w:ind w:firstLine="709"/>
+      </w:pPr>
+      <w:r>
+        <w:rPr>
+          <w:rFonts w:ascii="Times New Roman" w:hAnsi="Times New Roman" w:cs="Times New Roman" w:eastAsia="Times New Roman"/>
+          <w:b w:val="0"/>
+          <w:i w:val="0"/>
+          <w:sz w:val="28"/>
+        </w:rPr>
+        <w:t>На финальном этапе проекта по требованию заказчика реализован модуль интерактивных действий. Моя зона ответственности в этом модуле — разработка алгоритма эвристического поиска кликабельных элементов (app/scraper/element_finder.py). Михаил отвечал за интеграцию с Playwright и логику собственно клика, я — за интеллектуальный подбор CSS-селектора.</w:t>
+      </w:r>
+    </w:p>
+    <w:p>
+      <w:pPr>
+        <w:spacing w:line="360" w:lineRule="auto"/>
+        <w:ind w:firstLine="709"/>
+      </w:pPr>
+      <w:r>
+        <w:rPr>
+          <w:rFonts w:ascii="Times New Roman" w:hAnsi="Times New Roman" w:cs="Times New Roman" w:eastAsia="Times New Roman"/>
+          <w:b w:val="0"/>
+          <w:i w:val="0"/>
+          <w:sz w:val="28"/>
+        </w:rPr>
+        <w:t>Разработана система скоринга, ранжирующая каждый потенциально-кликабельный элемент (button, a, input[type=submit], div с role=button или onclick) по семи признакам. Точное совпадение текста с известной фразой намерения даёт 20 баллов, содержит фразу — 15, все слова присутствуют — 8. aria-label учитывается с коэффициентом 0.9 от текста, title — с коэффициентом 0.7. Класс или id, соответствующий регулярному выражению (например, /add[-_]?to[-_]?(cart|bag|basket)/), даёт 25 баллов. Атрибут role=button — 5 баллов. Тип тега button — 10, input[type=submit] — 8, a — 4. Anti-pattern'ы («в избранное», «wishlist», «compare») снижают балл на 50. Disabled-кнопки снижают балл на 30. Конкретные веса я подбирал экспериментально на разнообразных примерах, чтобы scoring корректно работал на русских и английских интерфейсах.</w:t>
+      </w:r>
+    </w:p>
+    <w:p>
+      <w:pPr>
+        <w:spacing w:line="360" w:lineRule="auto"/>
+        <w:ind w:firstLine="709"/>
+      </w:pPr>
+      <w:r>
+        <w:rPr>
+          <w:rFonts w:ascii="Times New Roman" w:hAnsi="Times New Roman" w:cs="Times New Roman" w:eastAsia="Times New Roman"/>
+          <w:b w:val="0"/>
+          <w:i w:val="0"/>
+          <w:sz w:val="28"/>
+        </w:rPr>
+        <w:t>Особое внимание уделил многоязычности. В словаре ADD_TO_CART_TEXTS представлены формулировки на четырёх языках: русский («в корзину», «добавить в корзину», «купить», «заказать», «положить в корзину»), английский («add to cart», «add to bag», «buy now»), французский («ajouter au panier»), немецкий («in den warenkorb»). Аналогичные словари для intent'ов buy_now и open_product. Добавление нового языка — буквально одна строка в словаре, без изменений в основной логике.</w:t>
+      </w:r>
+    </w:p>
+    <w:p>
+      <w:pPr>
+        <w:spacing w:line="360" w:lineRule="auto"/>
+        <w:ind w:firstLine="709"/>
+      </w:pPr>
+      <w:r>
+        <w:rPr>
+          <w:rFonts w:ascii="Times New Roman" w:hAnsi="Times New Roman" w:cs="Times New Roman" w:eastAsia="Times New Roman"/>
+          <w:b w:val="0"/>
+          <w:i w:val="0"/>
+          <w:sz w:val="28"/>
+        </w:rPr>
+        <w:t>Разработана функция build_selector, строящая уникальный CSS-селектор для найденного элемента с учётом приоритетов: сначала пытаемся использовать id (если не auto-generated хэш), затем data-testid, data-action, input[name=...], затем уникальную комбинацию классов, в крайнем случае — путь от ближайшего предка с осмысленным id. Особый блок логики — функция _looks_autogenerated, распознающая хэш-классы CSS-in-JS (css-1a2b3c), styled-components (sc-aBcD1), Next.js JSX (jsx-1234567890), Material-UI (MuiButton-root-12345). Такие классы пропускаются, поскольку они меняются между сборками сайта и приводят к нестабильности селекторов.</w:t>
+      </w:r>
+    </w:p>
+    <w:p>
+      <w:pPr>
+        <w:pStyle w:val="Heading3"/>
+        <w:spacing w:line="240" w:lineRule="auto"/>
+      </w:pPr>
+      <w:r>
+        <w:rPr>
+          <w:rFonts w:ascii="Times New Roman" w:hAnsi="Times New Roman" w:cs="Times New Roman" w:eastAsia="Times New Roman"/>
+          <w:b/>
+          <w:i w:val="0"/>
+          <w:color w:val="000000"/>
+          <w:sz w:val="26"/>
+        </w:rPr>
+        <w:t>4.3.5. Тестирование</w:t>
+      </w:r>
+    </w:p>
+    <w:p>
+      <w:pPr>
+        <w:spacing w:line="360" w:lineRule="auto"/>
+        <w:ind w:firstLine="709"/>
+      </w:pPr>
+      <w:r>
+        <w:rPr>
+          <w:rFonts w:ascii="Times New Roman" w:hAnsi="Times New Roman" w:cs="Times New Roman" w:eastAsia="Times New Roman"/>
+          <w:b w:val="0"/>
+          <w:i w:val="0"/>
+          <w:sz w:val="28"/>
+        </w:rPr>
+        <w:t>Помимо разработки кода я отвечал за обеспечение качества всей системы. Спроектирована трёхуровневая стратегия тестирования. На уровне unit покрываются отдельные функции без сети и базы данных. На уровне integration используется реальный экземпляр FastAPI приложения и временная SQLite-база, но внешние вызовы Playwright и LLM API мокируются через unittest.mock. На уровне end-to-end выполняется ручной прогон через работающий сервер на синтетических фикстурах и реальных интернет-магазинах.</w:t>
+      </w:r>
+    </w:p>
+    <w:p>
+      <w:pPr>
+        <w:spacing w:line="360" w:lineRule="auto"/>
+        <w:ind w:firstLine="709"/>
+      </w:pPr>
+      <w:r>
+        <w:rPr>
+          <w:rFonts w:ascii="Times New Roman" w:hAnsi="Times New Roman" w:cs="Times New Roman" w:eastAsia="Times New Roman"/>
+          <w:b w:val="0"/>
+          <w:i w:val="0"/>
+          <w:sz w:val="28"/>
+        </w:rPr>
+        <w:t>Разработано 139 автоматизированных тестов в 10 модулях. Лично я написал тесты, относящиеся к моей кодовой зоне: test_schemas.py (16 тестов Pydantic-валидации), test_applier.py (19 тестов применения CSS-селекторов и нормализации цены/артикула), test_toon.py (12 тестов сериализатора с проверкой порядка полей и экранирования), test_database.py (8 тестов CRUD SQLite), test_selectors_api.py (9 тестов CSS-эндпоинтов с моками), test_element_finder.py (20 тестов эвристики на многоязычных примерах). Тесты test_cleaner.py, test_llm_parser.py, test_api.py и test_interact_api.py написаны Михаилом совместно со мной — я отвечал за code review и валидацию покрытия.</w:t>
+      </w:r>
+    </w:p>
+    <w:p>
+      <w:pPr>
+        <w:spacing w:line="360" w:lineRule="auto"/>
+        <w:ind w:firstLine="709"/>
+      </w:pPr>
+      <w:r>
+        <w:rPr>
+          <w:rFonts w:ascii="Times New Roman" w:hAnsi="Times New Roman" w:cs="Times New Roman" w:eastAsia="Times New Roman"/>
+          <w:b w:val="0"/>
+          <w:i w:val="0"/>
+          <w:sz w:val="28"/>
+        </w:rPr>
+        <w:t>Проведены end-to-end тесты на синтетической фикстуре sample_product.html с эталонными значениями из ТЗ Parsmart, на реальном сайте books.toscrape.com с двумя разными книгами для демонстрации переиспользования селекторов без LLM, на демонстрационном demoblaze.com, на сайтах automationexercise.com и scrapingclub.com. На завершающем этапе проведены прогоны на крупных российских маркетплейсах: Wildberries, Ozon, DNS-shop, М.Видео, Citilink. Все результаты задокументированы в файлах docs/testing.md и docs/testing_results.md с подробными логами каждого шага.</w:t>
+      </w:r>
+    </w:p>
+    <w:p>
+      <w:pPr>
+        <w:spacing w:line="360" w:lineRule="auto"/>
+        <w:ind w:firstLine="709"/>
+      </w:pPr>
+      <w:r>
+        <w:rPr>
+          <w:rFonts w:ascii="Times New Roman" w:hAnsi="Times New Roman" w:cs="Times New Roman" w:eastAsia="Times New Roman"/>
+          <w:b w:val="0"/>
+          <w:i w:val="0"/>
+          <w:sz w:val="28"/>
+        </w:rPr>
+        <w:t>Ключевая демонстрация качества: на books.toscrape.com сгенерированные селекторы корректно применились к двум разным книгам без повторного вызова LLM («A Light in the Attic» — £51.77, «Tipping the Velvet» — £53.74). На Wildberries система успешно прошла антибот-защиту: интерактивное действие add_to_cart было выполнено корректно — LLM подобрал селектор .product-card__add-basket.j-add-to-basket с confidence 90, клик отработал.</w:t>
+      </w:r>
+    </w:p>
+    <w:p>
+      <w:pPr>
+        <w:pStyle w:val="Heading3"/>
+        <w:spacing w:line="240" w:lineRule="auto"/>
+      </w:pPr>
+      <w:r>
+        <w:rPr>
+          <w:rFonts w:ascii="Times New Roman" w:hAnsi="Times New Roman" w:cs="Times New Roman" w:eastAsia="Times New Roman"/>
+          <w:b/>
+          <w:i w:val="0"/>
+          <w:color w:val="000000"/>
+          <w:sz w:val="26"/>
+        </w:rPr>
+        <w:t>4.3.6. Выявленные проблемы и решения</w:t>
+      </w:r>
+    </w:p>
+    <w:p>
+      <w:pPr>
+        <w:spacing w:line="360" w:lineRule="auto"/>
+        <w:ind w:firstLine="709"/>
+      </w:pPr>
+      <w:r>
+        <w:rPr>
+          <w:rFonts w:ascii="Times New Roman" w:hAnsi="Times New Roman" w:cs="Times New Roman" w:eastAsia="Times New Roman"/>
+          <w:b w:val="0"/>
+          <w:i w:val="0"/>
+          <w:sz w:val="28"/>
+        </w:rPr>
+        <w:t>При разработке генератора CSS-селекторов основной проблемой стали галлюцинации языковой модели. На сложных страницах LLM иногда придумывала несуществующие классы или возвращала синтаксически невалидный CSS. Решением стала автоматическая валидация: каждый сгенерированный селектор сразу проверяется на исходной HTML-странице через BeautifulSoup. Невалидные селекторы сбрасываются в null с записью текстового пояснения в поле markdownComments. Это превратило недостаток (галлюцинации LLM) в преимущество (прозрачную систему обратной связи для пользователя).</w:t>
+      </w:r>
+    </w:p>
+    <w:p>
+      <w:pPr>
+        <w:spacing w:line="360" w:lineRule="auto"/>
+        <w:ind w:firstLine="709"/>
+      </w:pPr>
+      <w:r>
+        <w:rPr>
+          <w:rFonts w:ascii="Times New Roman" w:hAnsi="Times New Roman" w:cs="Times New Roman" w:eastAsia="Times New Roman"/>
+          <w:b w:val="0"/>
+          <w:i w:val="0"/>
+          <w:sz w:val="28"/>
+        </w:rPr>
+        <w:t>При проектировании Pydantic-моделей сложным оказался баланс между строгостью валидации и пропуском «грязных» данных. Слишком жёсткие правила приводили к тому, что валидные ответы LLM отбрасывались (например, если LLM возвращал цену с пробелом). Слишком мягкие — пропускали явный мусор. Решением стали custom-валидаторы с pre-обработкой: например, валидатор цены сначала нормализует строку (убирает пробелы, символы валюты, заменяет запятую на точку), а потом уже проверяет числовое значение. Это позволило быть толерантным к форматам ввода при сохранении семантической строгости результата.</w:t>
+      </w:r>
+    </w:p>
+    <w:p>
+      <w:pPr>
+        <w:spacing w:line="360" w:lineRule="auto"/>
+        <w:ind w:firstLine="709"/>
+      </w:pPr>
+      <w:r>
+        <w:rPr>
+          <w:rFonts w:ascii="Times New Roman" w:hAnsi="Times New Roman" w:cs="Times New Roman" w:eastAsia="Times New Roman"/>
+          <w:b w:val="0"/>
+          <w:i w:val="0"/>
+          <w:sz w:val="28"/>
+        </w:rPr>
+        <w:t>При разработке эвристики поиска кнопок основной сложностью стало правильное балансирование весов. Я перебрал десятки вариантов на тестовом наборе кнопок с реальных сайтов, прежде чем нашёл стабильный режим: точное совпадение текста (20) важнее class-паттернов (25), но class-паттерны достаточно сильны чтобы перекрыть тег-бонус. Anti-pattern'ы (-50) полностью отменяют положительные баллы, что критично для отсечения «избранного».</w:t>
+      </w:r>
+    </w:p>
+    <w:p>
+      <w:pPr>
+        <w:spacing w:line="360" w:lineRule="auto"/>
+        <w:ind w:firstLine="709"/>
+      </w:pPr>
+      <w:r>
+        <w:rPr>
+          <w:rFonts w:ascii="Times New Roman" w:hAnsi="Times New Roman" w:cs="Times New Roman" w:eastAsia="Times New Roman"/>
+          <w:b w:val="0"/>
+          <w:i w:val="0"/>
+          <w:sz w:val="28"/>
+        </w:rPr>
+        <w:t>При e2e-тестировании на маркетплейсах сложностью оказалась субъективность ground truth. Для некоторых страниц неочевидно, какое именно название считать правильным — краткое из H1 или расширенное с дополнительными характеристиками. Также LLM-модели иногда выдают разные результаты при повторных запросах даже при температуре 0.0. Решением стало введение confidence score для маркировки результатов, требующих ручной проверки, и chunking тестового датасета на детерминированные (синтетические фикстуры) и стохастические (реальные сайты) компоненты.</w:t>
+      </w:r>
+    </w:p>
+    <w:p>
+      <w:pPr>
+        <w:pStyle w:val="Heading3"/>
+        <w:spacing w:line="240" w:lineRule="auto"/>
+      </w:pPr>
+      <w:r>
+        <w:rPr>
+          <w:rFonts w:ascii="Times New Roman" w:hAnsi="Times New Roman" w:cs="Times New Roman" w:eastAsia="Times New Roman"/>
+          <w:b/>
+          <w:i w:val="0"/>
+          <w:color w:val="000000"/>
+          <w:sz w:val="26"/>
+        </w:rPr>
+        <w:t>4.3.7. Дальнейшее развитие</w:t>
+      </w:r>
+    </w:p>
+    <w:p>
+      <w:pPr>
+        <w:spacing w:line="360" w:lineRule="auto"/>
+        <w:ind w:firstLine="709"/>
+      </w:pPr>
+      <w:r>
+        <w:rPr>
+          <w:rFonts w:ascii="Times New Roman" w:hAnsi="Times New Roman" w:cs="Times New Roman" w:eastAsia="Times New Roman"/>
+          <w:b w:val="0"/>
+          <w:i w:val="0"/>
+          <w:sz w:val="28"/>
+        </w:rPr>
+        <w:t>По линии CSS-селекторов планируется добавление поддержки cartPage и orderPage в генератор (сейчас они только в схеме, но LLM-промпт пока работает только для productPage). Это требует разработки специализированных промптов для каждого типа страницы и логики автоматической классификации (определить, что текущая страница — карточка товара, корзина или checkout).</w:t>
+      </w:r>
+    </w:p>
+    <w:p>
+      <w:pPr>
+        <w:spacing w:line="360" w:lineRule="auto"/>
+        <w:ind w:firstLine="709"/>
+      </w:pPr>
+      <w:r>
+        <w:rPr>
+          <w:rFonts w:ascii="Times New Roman" w:hAnsi="Times New Roman" w:cs="Times New Roman" w:eastAsia="Times New Roman"/>
+          <w:b w:val="0"/>
+          <w:i w:val="0"/>
+          <w:sz w:val="28"/>
+        </w:rPr>
+        <w:t>По линии слоя данных планируется миграция с SQLite на PostgreSQL для production-нагрузок. Интерфейс модуля app/database/db.py построен абстрактно, миграция требует только замены драйвера (aiosqlite → asyncpg) и адаптации SQL-диалекта. Также перспективно добавление Redis-кэша для горячих разметок и истории парсинга.</w:t>
+      </w:r>
+    </w:p>
+    <w:p>
+      <w:pPr>
+        <w:spacing w:line="360" w:lineRule="auto"/>
+        <w:ind w:firstLine="709"/>
+      </w:pPr>
+      <w:r>
+        <w:rPr>
+          <w:rFonts w:ascii="Times New Roman" w:hAnsi="Times New Roman" w:cs="Times New Roman" w:eastAsia="Times New Roman"/>
+          <w:b w:val="0"/>
+          <w:i w:val="0"/>
+          <w:sz w:val="28"/>
+        </w:rPr>
+        <w:t>По линии эвристики поиска планируется расширение поддерживаемых интентов: leave_review (оставить отзыв), select_option (выбор размера/цвета), apply_filter (применение фильтра в каталоге), subscribe (подписка на email). Каждый новый intent — это запись в словарь INTENTS из пяти строк, никаких изменений в основном коде.</w:t>
+      </w:r>
+    </w:p>
+    <w:p>
+      <w:pPr>
+        <w:spacing w:line="360" w:lineRule="auto"/>
+        <w:ind w:firstLine="709"/>
+      </w:pPr>
+      <w:r>
+        <w:rPr>
+          <w:rFonts w:ascii="Times New Roman" w:hAnsi="Times New Roman" w:cs="Times New Roman" w:eastAsia="Times New Roman"/>
+          <w:b w:val="0"/>
+          <w:i w:val="0"/>
+          <w:sz w:val="28"/>
+        </w:rPr>
+        <w:t>По линии тестирования планируется внедрение системы benchmark-тестирования для сравнительного анализа различных языковых моделей на едином датасете: Llama 3.1 8B/70B, Mistral 7B, GPT-4o-mini/GPT-4o, Claude 3.5 Haiku. Также эксперименты с промпт-инженерией: длина инструкций, few-shot learning с примерами успешного извлечения, специализированные промпты для конкретных маркетплейсов. Перспективна разработка системы автоматической детекции изменений в дизайне сайтов с триггерной регенерацией селекторов и post-processing эвристик (фильтрация нереалистичных цен, валидация форматов артикулов).</w:t>
       </w:r>
     </w:p>
     <w:p>

--- a/Итоговый_отчёт_LLMWebParser.docx
+++ b/Итоговый_отчёт_LLMWebParser.docx
@@ -322,7 +322,7 @@
           <w:i w:val="0"/>
           <w:sz w:val="28"/>
         </w:rPr>
-        <w:t>В отчёте представлены итоговые результаты разработки AI-сервиса автоматизированной разметки веб-страниц LLM Web Parsing. Проект реализует постановку задачи Parsmart: по образцу страницы товара сервис автоматически подбирает CSS-селекторы для всех её ключевых полей (название, цена, артикул, изображение) и позволяет переиспользовать эти селекторы на тысячах страниц того же домена без повторного обращения к языковой модели. Ключевая ценность решения — универсальность: оно работает с любым e-commerce сайтом без необходимости программировать отдельные правила извлечения под каждый магазин.</w:t>
+        <w:t>Курсовой проект — это парсер интернет-магазинов, который сам придумывает CSS-селекторы вместо человека. По одной странице товара сервис обращается к большой языковой модели и сохраняет селекторы для имени, цены, артикула и картинки. Дальше эти селекторы применяются ко всем остальным URL того же домена уже без LLM — получается быстро и почти бесплатно. Главная идея — никаких жёстких правил под конкретный магазин: сервис работает с любым e-commerce сайтом из коробки.</w:t>
       </w:r>
     </w:p>
     <w:p>
@@ -337,7 +337,7 @@
           <w:i w:val="0"/>
           <w:sz w:val="28"/>
         </w:rPr>
-        <w:t>Разработанная система применяет большие языковые модели Llama 3.1 8B Instruct и GPT-4o-mini для семантического понимания HTML-разметки. Это позволяет автоматически идентифицировать расположение ключевых элементов даже на ранее не встречавшихся страницах. На итоговом этапе по требованию заказчика реализована функция интерактивных действий — система не только читает страницу, но и взаимодействует с ней: нажимает кнопки, добавляет товары в корзину, переходит между карточками. Поиск интерактивных элементов выполняется через эвристическую систему скоринга (с поддержкой русского, английского, французского и немецкого языков) с автоматическим LLM-fallback при низкой уверенности эвристики.</w:t>
+        <w:t>В качестве модели используем Llama 3.1 8B Instruct через бесплатный Inference API Hugging Face. Опционально подключается GPT-4o-mini от OpenAI — он чуть точнее, особенно на сложных страницах. На финальном этапе руководитель попросил расширить функциональность: теперь сервис не только читает страницу, но и нажимает кнопки — «Добавить в корзину», «Купить», переходы между карточками. Поиск кнопок построен на эвристическом скоринге (текст, aria-label, класс, role) с поддержкой четырёх языков, а если эвристика сомневается — спрашиваем LLM.</w:t>
       </w:r>
     </w:p>
     <w:p>
@@ -352,7 +352,7 @@
           <w:i w:val="0"/>
           <w:sz w:val="28"/>
         </w:rPr>
-        <w:t>Архитектура реализована на FastAPI с поддержкой асинхронной обработки, валидацией через Pydantic, асинхронным доступом к базе данных SQLite через aiosqlite, интеграцией LangChain и Playwright. Покрытие тестами — 139 автоматизированных тестов в 10 модулях. Система контейнеризирована через Docker и доступна в публичном репозитории на GitHub.</w:t>
+        <w:t>Бекенд написан на FastAPI, валидация — Pydantic v2, хранилище — SQLite через aiosqlite. На тесты ушло около двух недель: 139 автотестов в 10 модулях, прогоняются за секунду. Проект собран в Docker и выложен в открытый репозиторий на GitHub.</w:t>
       </w:r>
     </w:p>
     <w:p>
@@ -382,7 +382,7 @@
           <w:i w:val="0"/>
           <w:sz w:val="28"/>
         </w:rPr>
-        <w:t>веб-парсинг, большие языковые модели, LLM, автоматизированная разметка, CSS-селекторы, TOON, Hugging Face, Llama, GPT-4o-mini, Playwright, FastAPI, browser automation, интерактивные действия, e-commerce, интернет-магазины, headless Chromium, антибот-защита, playwright-stealth, эвристический скоринг, LangChain, Pydantic.</w:t>
+        <w:t>веб-парсинг, LLM, CSS-селекторы, TOON, Llama 3.1, GPT-4o-mini, Playwright, FastAPI, browser automation, интерактивные действия, интернет-магазины, headless Chromium, антибот-защита, playwright-stealth, эвристический скоринг, LangChain, Pydantic.</w:t>
       </w:r>
     </w:p>
     <w:p>
@@ -418,7 +418,7 @@
           <w:i/>
           <w:sz w:val="28"/>
         </w:rPr>
-        <w:t>Для построения содержания после открытия файла в Microsoft Word выполните: «Ссылки» → «Оглавление» → «Автособираемое оглавление». Все заголовки в документе размечены стилями Heading 1 / Heading 2 / Heading 3 и будут собраны автоматически.</w:t>
+        <w:t>Чтобы собрать оглавление, откройте файл в Microsoft Word и выполните: «Ссылки» → «Оглавление» → «Автособираемое оглавление». Все заголовки в документе размечены стилями Heading 1, Heading 2 и Heading 3 — Word подтянет их сам.</w:t>
       </w:r>
     </w:p>
     <w:p>
@@ -455,7 +455,7 @@
           <w:color w:val="000000"/>
           <w:sz w:val="28"/>
         </w:rPr>
-        <w:t>1.1. Описание проекта</w:t>
+        <w:t>1.1. О чём проект</w:t>
       </w:r>
     </w:p>
     <w:p>
@@ -470,7 +470,7 @@
           <w:i w:val="0"/>
           <w:sz w:val="28"/>
         </w:rPr>
-        <w:t>LLM Web Parsing представляет собой полнофункциональный AI-сервис автоматизированного извлечения данных и взаимодействия с веб-страницами интернет-магазинов. Сервис носит рабочее название «Parsmart» по постановке задачи курса. В отличие от классических парсеров, требующих программирования отдельных правил извлечения под каждый сайт, разработанное решение использует семантическое понимание HTML-структуры большими языковыми моделями, что обеспечивает универсальность и устойчивость к редизайнам.</w:t>
+        <w:t>Идея пришла из задания Parsmart: сделать сервис, который по одной странице товара сам подберёт CSS-селекторы и потом будет применять их к тысячам похожих страниц. Не очередной парсер под конкретный магазин — а универсальный инструмент, работающий на Wildberries, на демо-сайтах для тестирования автоматизации и на малых WooCommerce-магазинах одинаково.</w:t>
       </w:r>
     </w:p>
     <w:p>
@@ -485,7 +485,7 @@
           <w:i w:val="0"/>
           <w:sz w:val="28"/>
         </w:rPr>
-        <w:t>Система поддерживает три режима работы. В режиме прямого извлечения LLM анализирует очищенный HTML и возвращает структурированный JSON с полями товара. В режиме CSS-селекторов LLM один раз генерирует CSS-селекторы для каждого поля карточки товара, после чего система переиспользует эти селекторы на тысячах страниц того же домена без повторного обращения к языковой модели. В режиме интерактивных действий (реализован по требованию заказчика на финальном этапе) система открывает страницу в headless-браузере и выполняет действия: нажимает кнопки, добавляет товары в корзину, переходит между карточками.</w:t>
+        <w:t>У сервиса три режима. Первый — самый простой: дать URL, получить JSON с полями товара. Здесь LLM вызывается каждый раз, поэтому это вариант для разовых проверок. Второй режим, основной по заданию, — генерация CSS-селекторов и сохранение их в формате TOON. После первой генерации все следующие страницы того же домена обрабатываются без обращения к языковой модели. Третий режим добавили в последний момент по требованию руководителя: сервис открывает страницу и сам нажимает кнопки. Например, «В корзину» на Wildberries.</w:t>
       </w:r>
     </w:p>
     <w:p>
@@ -501,7 +501,7 @@
           <w:color w:val="000000"/>
           <w:sz w:val="28"/>
         </w:rPr>
-        <w:t>1.2. Актуальность и значимость</w:t>
+        <w:t>1.2. Зачем это нужно</w:t>
       </w:r>
     </w:p>
     <w:p>
@@ -516,7 +516,7 @@
           <w:i w:val="0"/>
           <w:sz w:val="28"/>
         </w:rPr>
-        <w:t>Актуальность разработки обусловлена двумя факторами. Во-первых, фундаментальными ограничениями традиционных методов веб-парсинга. Классические инструменты типа Scrapy или комбинации BeautifulSoup и requests требуют создания отдельного набора CSS-селекторов или XPath-выражений для каждого целевого сайта. Любое изменение дизайна, переименование классов или реструктуризация HTML приводит к поломке парсера и необходимости его доработки вручную. По оценкам, до 40% рабочего времени инженеров, занимающихся скрейпингом данных, тратится именно на поддержку существующих парсеров.</w:t>
+        <w:t>Классические парсеры — Scrapy, связка BeautifulSoup и requests — требуют, чтобы разработчик руками описал селекторы для каждого сайта. Это рутина и она ломается на любом редизайне. Когда магазин переименовал класс с product-title на ProductTitle, парсер уже не работает. Команды, занимающиеся скрейпингом, тратят на поддержку существующих парсеров примерно столько же времени, сколько на разработку новых. Большие языковые модели снимают эту проблему: они понимают, что элемент с классом product-card__price — это цена, без необходимости объяснять это разработчику.</w:t>
       </w:r>
     </w:p>
     <w:p>
@@ -531,22 +531,7 @@
           <w:i w:val="0"/>
           <w:sz w:val="28"/>
         </w:rPr>
-        <w:t>Во-вторых, растущими потребностями e-commerce и аналитического бизнеса в автоматизированном сборе данных. Компании, занимающиеся ценовой аналитикой, мониторингом конкурентов, агрегацией ассортимента маркетплейсов, обрабатывают сотни тысяч страниц ежедневно. Применение больших языковых моделей радикально меняет парадигму веб-парсинга: LLM понимают семантику HTML-разметки, идентифицируют общие паттерны представления товаров и работают на любом сайте без явного программирования правил.</w:t>
-      </w:r>
-    </w:p>
-    <w:p>
-      <w:pPr>
-        <w:spacing w:line="360" w:lineRule="auto"/>
-        <w:ind w:firstLine="709"/>
-      </w:pPr>
-      <w:r>
-        <w:rPr>
-          <w:rFonts w:ascii="Times New Roman" w:hAnsi="Times New Roman" w:cs="Times New Roman" w:eastAsia="Times New Roman"/>
-          <w:b w:val="0"/>
-          <w:i w:val="0"/>
-          <w:sz w:val="28"/>
-        </w:rPr>
-        <w:t>Дополнительный пласт актуальности связан с тем, что современные интернет-магазины активно используют интерактивные элементы — кнопки «В корзину», «Купить сейчас», динамические выпадающие меню. Парсеры, ограниченные только чтением статического HTML, не способны автоматически взаимодействовать с такими сайтами. Реализованная функция интерактивных действий закрывает эту нишу, открывая возможности для автоматизированного тестирования интернет-магазинов, имитации действий пользователя для маркетинговых исследований, интеграции с внешними сервисами и QA-системами.</w:t>
+        <w:t>Второй мотив проекта — современный e-commerce активно использует интерактивные элементы. Кнопки «В корзину», динамические выпадайки, инфинит-скролл с догрузкой товаров. Парсеры, читающие только статический HTML, на таких сайтах не работают. Наш модуль интерактивных действий это закрывает: можно автоматизировать тестирование интернет-магазина, имитировать действия пользователя для маркетинговых исследований или встроить парсер в QA-пайплайн.</w:t>
       </w:r>
     </w:p>
     <w:p>
@@ -562,7 +547,7 @@
           <w:color w:val="000000"/>
           <w:sz w:val="28"/>
         </w:rPr>
-        <w:t>1.3. Цель проекта</w:t>
+        <w:t>1.3. Цель</w:t>
       </w:r>
     </w:p>
     <w:p>
@@ -577,7 +562,7 @@
           <w:i w:val="0"/>
           <w:sz w:val="28"/>
         </w:rPr>
-        <w:t>Целью проекта является разработка и доведение до работоспособного состояния автоматизированной системы извлечения данных с веб-сайтов и взаимодействия с ними, основанной на больших языковых моделях. Система должна обеспечивать универсальность работы с произвольными интернет-магазинами без перепрограммирования логики под каждый сайт, высокую точность извлечения структурированных данных, способность выполнять интерактивные действия и предоставлять программный интерфейс для интеграции с внешними сервисами.</w:t>
+        <w:t>Собрать сервис, который умеет: подбирать CSS-селекторы по одной странице через LLM, применять их без LLM ко всем остальным страницам того же домена, и взаимодействовать со страницей (клики по кнопкам). Всё это — без жёстких правил под конкретный магазин и с открытым кодом.</w:t>
       </w:r>
     </w:p>
     <w:p>
@@ -593,7 +578,7 @@
           <w:color w:val="000000"/>
           <w:sz w:val="28"/>
         </w:rPr>
-        <w:t>1.4. Задачи проекта</w:t>
+        <w:t>1.4. Задачи</w:t>
       </w:r>
     </w:p>
     <w:p>
@@ -608,7 +593,7 @@
           <w:i w:val="0"/>
           <w:sz w:val="28"/>
         </w:rPr>
-        <w:t>В рамках проекта решались следующие задачи:</w:t>
+        <w:t>Что было нужно сделать:</w:t>
       </w:r>
     </w:p>
     <w:p>
@@ -623,7 +608,7 @@
           <w:i w:val="0"/>
           <w:sz w:val="28"/>
         </w:rPr>
-        <w:t>Проведение анализа предметной области веб-парсинга и существующих технологических решений (включая Scrapy, Octoparse, ParseHub, Diffbot, ScrapingBee, Apify).</w:t>
+        <w:t>Изучить, что уже есть на рынке — Scrapy, Octoparse, ParseHub, Diffbot, ScrapingBee, Apify. Найти нишу, которую никто не закрывает.</w:t>
       </w:r>
     </w:p>
     <w:p>
@@ -638,7 +623,7 @@
           <w:i w:val="0"/>
           <w:sz w:val="28"/>
         </w:rPr>
-        <w:t>Проектирование архитектуры системы на основе FastAPI с асинхронной обработкой и определение технологического стека.</w:t>
+        <w:t>Спроектировать архитектуру на FastAPI: асинхронный пайплайн загрузки HTML, очистки, обращения к LLM и сохранения результата.</w:t>
       </w:r>
     </w:p>
     <w:p>
@@ -653,7 +638,7 @@
           <w:i w:val="0"/>
           <w:sz w:val="28"/>
         </w:rPr>
-        <w:t>Реализация программного пайплайна загрузки, очистки и извлечения данных с веб-страниц с использованием LLM.</w:t>
+        <w:t>Написать модуль генерации CSS-селекторов и сериализатор в формат TOON — он же из задания Parsmart.</w:t>
       </w:r>
     </w:p>
     <w:p>
@@ -668,7 +653,7 @@
           <w:i w:val="0"/>
           <w:sz w:val="28"/>
         </w:rPr>
-        <w:t>Реализация режима генерации и применения CSS-селекторов в формате TOON, совместимом с заданием Parsmart.</w:t>
+        <w:t>Сделать модуль интерактивных действий с универсальным поиском кнопок (требование руководителя на финале).</w:t>
       </w:r>
     </w:p>
     <w:p>
@@ -683,7 +668,7 @@
           <w:i w:val="0"/>
           <w:sz w:val="28"/>
         </w:rPr>
-        <w:t>По требованию заказчика — реализация модуля интерактивных действий на странице с универсальным эвристическим поиском кнопок.</w:t>
+        <w:t>Подключить SQLite через aiosqlite для истории запросов и сохранения разметок.</w:t>
       </w:r>
     </w:p>
     <w:p>
@@ -698,7 +683,7 @@
           <w:i w:val="0"/>
           <w:sz w:val="28"/>
         </w:rPr>
-        <w:t>Обеспечение асинхронной обработки и персистентного хранения извлечённых данных через aiosqlite.</w:t>
+        <w:t>Покрыть всё тестами с моками Playwright и LLM, чтобы тесты прогонялись без сети.</w:t>
       </w:r>
     </w:p>
     <w:p>
@@ -713,7 +698,7 @@
           <w:i w:val="0"/>
           <w:sz w:val="28"/>
         </w:rPr>
-        <w:t>Покрытие системы автоматизированными тестами (unit + integration), включая мокирование внешних вызовов Playwright и LLM API.</w:t>
+        <w:t>Прогнать сервис на синтетических фикстурах и на реальных сайтах, включая Wildberries, Ozon, DNS-shop.</w:t>
       </w:r>
     </w:p>
     <w:p>
@@ -728,22 +713,7 @@
           <w:i w:val="0"/>
           <w:sz w:val="28"/>
         </w:rPr>
-        <w:t>Проведение тестирования и валидация результатов на синтетических фикстурах и реальных интернет-магазинах, включая крупные российские маркетплейсы.</w:t>
-      </w:r>
-    </w:p>
-    <w:p>
-      <w:pPr>
-        <w:pStyle w:val="ListNumber"/>
-        <w:spacing w:line="360" w:lineRule="auto"/>
-      </w:pPr>
-      <w:r>
-        <w:rPr>
-          <w:rFonts w:ascii="Times New Roman" w:hAnsi="Times New Roman" w:cs="Times New Roman" w:eastAsia="Times New Roman"/>
-          <w:b w:val="0"/>
-          <w:i w:val="0"/>
-          <w:sz w:val="28"/>
-        </w:rPr>
-        <w:t>Документирование архитектуры и публикация проекта в открытом репозитории на GitHub.</w:t>
+        <w:t>Выложить проект на GitHub, написать README и техническую документацию.</w:t>
       </w:r>
     </w:p>
     <w:p>
@@ -779,7 +749,7 @@
           <w:i w:val="0"/>
           <w:sz w:val="28"/>
         </w:rPr>
-        <w:t>В рамках первого этапа работы был проведён детальный анализ существующих решений в области автоматизированного веб-парсинга. Аналоги классифицированы на три группы по принципу работы: классические парсеры по жёстким правилам, no-code платформы с визуальным конструктором, AI-сервисы на основе машинного обучения и больших языковых моделей.</w:t>
+        <w:t>На первом этапе работы Анна разобрала рынок инструментов для веб-парсинга. Получилось три группы: классические парсеры с жёсткими правилами, no-code платформы с визуальным конструктором и AI-сервисы на машинном обучении.</w:t>
       </w:r>
     </w:p>
     <w:p>
@@ -795,7 +765,7 @@
           <w:color w:val="000000"/>
           <w:sz w:val="28"/>
         </w:rPr>
-        <w:t>2.1. Классические парсеры по жёстким правилам</w:t>
+        <w:t>2.1. Классические парсеры</w:t>
       </w:r>
     </w:p>
     <w:p>
@@ -826,7 +796,7 @@
           <w:i w:val="0"/>
           <w:sz w:val="28"/>
         </w:rPr>
-        <w:t>Scrapy — наиболее популярный open-source фреймворк для веб-скрейпинга на Python. Обладает зрелой экосистемой, асинхронной архитектурой на Twisted, встроенной поддержкой пайплайнов обработки, middleware, экспорта в JSON/CSV. Имеет обширное сообщество и тысячи готовых интеграций.</w:t>
+        <w:t>Главный open-source фреймворк для скрейпинга в Python. Сильное сообщество, тысячи плагинов, асинхронная архитектура поверх Twisted. На бумаге всё хорошо.</w:t>
       </w:r>
     </w:p>
     <w:p>
@@ -841,7 +811,7 @@
           <w:i w:val="0"/>
           <w:sz w:val="28"/>
         </w:rPr>
-        <w:t>Основные ограничения Scrapy: требует явного описания XPath или CSS-селекторов для каждого сайта; при изменении дизайна парсер ломается; не справляется со страницами на React и Vue без отдельной интеграции со Splash или Playwright. По сравнению с разработанным решением Scrapy требует ручного программирования правил под каждый сайт, в то время как LLM Web Parsing подбирает их автоматически.</w:t>
+        <w:t>Но Scrapy требует, чтобы разработчик руками описал XPath или CSS-селекторы для каждого магазина. При любом редизайне сайта парсер ломается. SPA на React или Vue без отдельной интеграции со Splash либо Playwright не открывает. То есть Scrapy — это инструмент для специалиста, а нам нужна универсальность. Наш сервис подбирает селекторы сам, через LLM.</w:t>
       </w:r>
     </w:p>
     <w:p>
@@ -872,7 +842,7 @@
           <w:i w:val="0"/>
           <w:sz w:val="28"/>
         </w:rPr>
-        <w:t>Не фреймворк, а библиотека для парсинга HTML, часто используемая в связке с HTTP-клиентом requests или httpx. Лёгкая, простая в освоении, гибкая. Однако работает только со статическим HTML и требует написания низкоуровневой логики извлечения для каждого сайта вручную. В разработанном решении BeautifulSoup используется как инструмент очистки HTML и применения уже сгенерированных LLM селекторов, но не является ядром логики.</w:t>
+        <w:t>Не фреймворк, а низкоуровневая библиотека для парсинга HTML. Простая, гибкая, любимая всеми. Но работает только на статичных страницах и весь код извлечения пишет разработчик. В нашем проекте BeautifulSoup используется внутри — но как инструмент применения уже сгенерированных LLM-селекторов, а не как ядро.</w:t>
       </w:r>
     </w:p>
     <w:p>
@@ -919,7 +889,7 @@
           <w:i w:val="0"/>
           <w:sz w:val="28"/>
         </w:rPr>
-        <w:t>Десктопное приложение со встроенным браузером для визуального построения парсеров. Пользователь кликает по элементам страницы, и платформа автоматически предлагает CSS-селекторы. Поддерживает облачное выполнение, имеет API.</w:t>
+        <w:t>Десктоп-приложение с встроенным браузером. Пользователь кликает по элементам, программа сама предлагает селекторы, всё работает визуально. Из плюсов — облачное выполнение, есть API.</w:t>
       </w:r>
     </w:p>
     <w:p>
@@ -934,7 +904,7 @@
           <w:i w:val="0"/>
           <w:sz w:val="28"/>
         </w:rPr>
-        <w:t>Ограничения: проприетарное, бесплатный тариф ограничен по числу запросов и страниц; закрытый исходный код; при смене дизайна сайта пользователь вручную перестраивает шаги парсера; нет автоматической миграции на новый макет. LLM Web Parsing превосходит Octoparse по ключевому критерию автоматизации: селекторы переопределяются одним обращением к LLM, без ручного клика по элементам. Также конфиг хранится в открытом TOON-формате и может быть отредактирован вручную или передан другому инструменту.</w:t>
+        <w:t>Минусы: закрытый код, платные тарифы, при редизайне сайта пользователь снова вручную перестраивает шаги. Никакой автоматической миграции на новый макет. LLM Web Parsing в этом месте побеждает: чтобы обновить разметку, достаточно вызвать генерацию заново — кликать ни по чему не нужно.</w:t>
       </w:r>
     </w:p>
     <w:p>
@@ -965,7 +935,7 @@
           <w:i w:val="0"/>
           <w:sz w:val="28"/>
         </w:rPr>
-        <w:t>Конкурент Octoparse с аналогичным UX. Имеет те же сильные и слабые стороны. Дополнительным недостатком является отсутствие полноценного self-hosted режима — все парсеры выполняются на облачной инфраструктуре ParseHub.</w:t>
+        <w:t>Конкурент Octoparse, плюс-минус то же самое. Дополнительная проблема — нет нормального self-hosted режима, всё выполняется только на их серверах.</w:t>
       </w:r>
     </w:p>
     <w:p>
@@ -996,22 +966,7 @@
           <w:i w:val="0"/>
           <w:sz w:val="28"/>
         </w:rPr>
-        <w:t>Облачная платформа с маркетплейсом готовых «акторов» для парсинга популярных сайтов. Преимущество: десятки тысяч готовых решений с хорошим качеством скрейпинга, прокси-серверы из коробки.</w:t>
-      </w:r>
-    </w:p>
-    <w:p>
-      <w:pPr>
-        <w:spacing w:line="360" w:lineRule="auto"/>
-        <w:ind w:firstLine="709"/>
-      </w:pPr>
-      <w:r>
-        <w:rPr>
-          <w:rFonts w:ascii="Times New Roman" w:hAnsi="Times New Roman" w:cs="Times New Roman" w:eastAsia="Times New Roman"/>
-          <w:b w:val="0"/>
-          <w:i w:val="0"/>
-          <w:sz w:val="28"/>
-        </w:rPr>
-        <w:t>Недостатки: платный сервис с моделью оплаты за compute units; закрытая экосистема, не позволяющая запускать акторы локально или в собственном облаке. LLM Web Parsing является self-hosted решением без vendor lock-in.</w:t>
+        <w:t>Облачная платформа с маркетплейсом «акторов» — готовых парсеров под популярные сайты. Десятки тысяч решений из коробки, прокси встроены. Но это всё облачное, платное и закрытое. У нас self-hosted, без привязки к вендору.</w:t>
       </w:r>
     </w:p>
     <w:p>
@@ -1027,7 +982,7 @@
           <w:color w:val="000000"/>
           <w:sz w:val="28"/>
         </w:rPr>
-        <w:t>2.3. AI/LLM-решения</w:t>
+        <w:t>2.3. AI-решения</w:t>
       </w:r>
     </w:p>
     <w:p>
@@ -1058,22 +1013,7 @@
           <w:i w:val="0"/>
           <w:sz w:val="28"/>
         </w:rPr>
-        <w:t>Коммерческий сервис, использующий computer vision и машинное обучение для автоматического извлечения данных. Преимущества: очень высокое качество извлечения, поддержка различных типов контента (товары, статьи, видео, профили), большая база уже размеченных сайтов.</w:t>
-      </w:r>
-    </w:p>
-    <w:p>
-      <w:pPr>
-        <w:spacing w:line="360" w:lineRule="auto"/>
-        <w:ind w:firstLine="709"/>
-      </w:pPr>
-      <w:r>
-        <w:rPr>
-          <w:rFonts w:ascii="Times New Roman" w:hAnsi="Times New Roman" w:cs="Times New Roman" w:eastAsia="Times New Roman"/>
-          <w:b w:val="0"/>
-          <w:i w:val="0"/>
-          <w:sz w:val="28"/>
-        </w:rPr>
-        <w:t>Недостатки: платный сервис с минимальным тарифом 299$/месяц; проприетарное решение; не возвращает пользователю CSS-селекторы — только готовые JSON-результаты, что неудобно для downstream-обработки или интеграции в собственный парсер. LLM Web Parsing возвращает именно CSS-селекторы, которые могут быть использованы вне сервиса, например в Scrapy. Стоимость эксплуатации значительно ниже — основные расходы это бесплатный HuggingFace Inference API или копейки за GPT-4o-mini OpenAI.</w:t>
+        <w:t>Коммерческий сервис с собственным компьютерным зрением и ML-моделями. Качество извлечения очень высокое, поддерживают не только товары, но и статьи, профили, видео. Минусы — от 299 долларов в месяц и они отдают только JSON с данными, никаких CSS-селекторов. То есть пользователь не может встроить их результат в свой Scrapy-парсер. У нас наоборот — мы отдаём именно селекторы, и их можно скопировать куда угодно. И бесплатно.</w:t>
       </w:r>
     </w:p>
     <w:p>
@@ -1104,7 +1044,7 @@
           <w:i w:val="0"/>
           <w:sz w:val="28"/>
         </w:rPr>
-        <w:t>Облачный browser-as-a-service для парсинга с возможностью передать промпт и получить JSON. Простой API, встроенная инфраструктура прокси-серверов и решение капч. Недостатки: платный; AI-извлечение реализовано как простая передача промпта без сохранения сгенерированных селекторов. Каждый запрос — это новый вызов LLM, что значительно дороже подхода LLM Web Parsing с кэшированием.</w:t>
+        <w:t>Browser-as-a-service: дают облачный браузер и можно отправить ему промпт для AI-извлечения. Сами селекторы не сохраняются — каждый запрос это новый вызов LLM, значит дорого. У нас один вызов модели на домен, дальше всё крутится на BeautifulSoup.</w:t>
       </w:r>
     </w:p>
     <w:p>
@@ -1120,7 +1060,7 @@
           <w:color w:val="000000"/>
           <w:sz w:val="28"/>
         </w:rPr>
-        <w:t>2.4. Сводное сравнение</w:t>
+        <w:t>2.4. Что в итоге</w:t>
       </w:r>
     </w:p>
     <w:p>
@@ -1135,7 +1075,7 @@
           <w:i w:val="0"/>
           <w:sz w:val="28"/>
         </w:rPr>
-        <w:t>Проведённый анализ показывает, что ни одно из изученных решений не сочетает одновременно следующие характеристики: использование LLM для автоматической разметки; возврат самих CSS-селекторов, позволяющий переиспользовать их вне сервиса; open-source и self-hosted развёртывание; поддержку SPA через headless-браузер; способность к интерактивным действиям на странице. Разработанная система LLM Web Parsing закрывает именно эту нишу. Кэширование сгенерированных селекторов обеспечивает скорость и стоимость на уровне классических парсеров, а автоматическая генерация и интерактивное взаимодействие со страницей — гибкость и устойчивость к редизайну, типичные для AI-решений.</w:t>
+        <w:t>Ни одно из решений не сочетает четыре вещи: LLM для разметки, выдачу селекторов наружу (а не только данных), open-source с self-hosted деплоем и интерактивные действия на странице. Эту нишу мы и закрыли. По стоимости — бесплатно, по скорости — на уровне классических парсеров, по гибкости — на уровне AI-сервисов.</w:t>
       </w:r>
     </w:p>
     <w:p>
@@ -1156,7 +1096,7 @@
           <w:color w:val="000000"/>
           <w:sz w:val="32"/>
         </w:rPr>
-        <w:t>3. Архитектура системы</w:t>
+        <w:t>3. Архитектура</w:t>
       </w:r>
     </w:p>
     <w:p>
@@ -1172,7 +1112,7 @@
           <w:color w:val="000000"/>
           <w:sz w:val="28"/>
         </w:rPr>
-        <w:t>3.1. Высокоуровневая схема</w:t>
+        <w:t>3.1. Как устроен пайплайн</w:t>
       </w:r>
     </w:p>
     <w:p>
@@ -1187,7 +1127,7 @@
           <w:i w:val="0"/>
           <w:sz w:val="28"/>
         </w:rPr>
-        <w:t>Архитектура системы построена по многоуровневому принципу обработки веб-контента с применением современных инструментов автоматизации. Процесс начинается с получения URL целевой страницы через REST API на FastAPI. Playwright загружает страницу в headless-браузере Chromium с применением stealth-патчей для обхода базовых антибот-систем. BeautifulSoup4 выполняет предварительную очистку HTML, сокращая его размер в 10–20 раз. LangChain интегрирует языковую модель с возможностью переключения между провайдерами (HuggingFace или OpenAI). Pydantic валидирует результаты, aiosqlite обеспечивает асинхронный персистентный доступ к базе данных SQLite.</w:t>
+        <w:t>Берём URL. Playwright открывает страницу в headless Chromium, запускает stealth-патчи и отдаёт нам HTML. Дальше BeautifulSoup выкидывает script, style, footer и прочий мусор — размер документа падает в 10–20 раз. Очищенный HTML уходит в LangChain, тот вызывает Llama 3.1 или GPT-4o-mini. Ответ модели проходит через Pydantic-валидацию, и финальные данные ложатся в SQLite через aiosqlite.</w:t>
       </w:r>
     </w:p>
     <w:p>
@@ -1202,7 +1142,7 @@
           <w:i w:val="0"/>
           <w:sz w:val="28"/>
         </w:rPr>
-        <w:t>В режиме CSS-селекторов LLM вызывается один раз для опорной страницы домена и возвращает структуру селекторов. Сгенерированная разметка проходит автоматическую валидацию: каждый селектор проверяется на исходной странице через BeautifulSoup, и невалидные или ничего-не-нашедшие селекторы сбрасываются в null с записью пояснения в специальное поле комментариев. После валидации разметка сохраняется в SQLite и используется для всех последующих страниц того же домена без обращения к LLM.</w:t>
+        <w:t>В режиме CSS-селекторов LLM спрашиваем один раз — для опорной страницы домена. Модель возвращает JSON с шестью селекторами: name, price, currency, pictures, category, article. Дальше каждый селектор проверяем на исходной странице: если BeautifulSoup ничего по нему не находит, сбрасываем в null и пишем предупреждение в markdownComments. Это защита от галлюцинаций — модель иногда придумывает классы, которых на странице нет вообще. После проверки разметка сохраняется в таблицу domain_markups и используется для всех следующих URL того же магазина без обращения к LLM.</w:t>
       </w:r>
     </w:p>
     <w:p>
@@ -1217,7 +1157,7 @@
           <w:i w:val="0"/>
           <w:sz w:val="28"/>
         </w:rPr>
-        <w:t>В режиме интерактивных действий система открывает страницу в браузере, выполняет эвристический поиск нужного элемента по тексту, aria-label, data-атрибутам, class-паттернам и role. При недостаточной уверенности эвристики (менее 30 баллов в системе скоринга) выполняется fallback на LLM-запрос: модель возвращает CSS-селектор вместе с уровнем уверенности. После идентификации элемента выполняется клик с подробным логированием каждого шага.</w:t>
+        <w:t>В режиме интерактивных действий пайплайн другой. Playwright открывает страницу. Дальше element_finder проходится по DOM, оценивает кандидатов на роль нужной кнопки по тексту, aria-label, классу, role и тегу. Если уверенность скоринга получается ниже 30 баллов, спрашиваем LLM — пусть подскажет селектор. Если LLM тоже не уверен (confidence &lt; 50), честно возвращаем not_found. Если уверен — кликаем через Playwright и ждём, как страница отреагирует.</w:t>
       </w:r>
     </w:p>
     <w:p>
@@ -1233,7 +1173,7 @@
           <w:color w:val="000000"/>
           <w:sz w:val="28"/>
         </w:rPr>
-        <w:t>3.2. Технологический стек</w:t>
+        <w:t>3.2. Стек</w:t>
       </w:r>
     </w:p>
     <w:p>
@@ -1248,142 +1188,7 @@
           <w:i w:val="0"/>
           <w:sz w:val="28"/>
         </w:rPr>
-        <w:t>Технологический стек проекта основан на Python 3.12:</w:t>
-      </w:r>
-    </w:p>
-    <w:p>
-      <w:pPr>
-        <w:pStyle w:val="ListBullet"/>
-        <w:spacing w:line="360" w:lineRule="auto"/>
-      </w:pPr>
-      <w:r>
-        <w:rPr>
-          <w:rFonts w:ascii="Times New Roman" w:hAnsi="Times New Roman" w:cs="Times New Roman" w:eastAsia="Times New Roman"/>
-          <w:b w:val="0"/>
-          <w:i w:val="0"/>
-          <w:sz w:val="28"/>
-        </w:rPr>
-        <w:t>Backend: FastAPI 0.115 с Uvicorn в качестве ASGI-сервера. Обеспечивает асинхронную обработку, автоматическую генерацию OpenAPI-документации на /docs и интеграцию с Pydantic для валидации.</w:t>
-      </w:r>
-    </w:p>
-    <w:p>
-      <w:pPr>
-        <w:pStyle w:val="ListBullet"/>
-        <w:spacing w:line="360" w:lineRule="auto"/>
-      </w:pPr>
-      <w:r>
-        <w:rPr>
-          <w:rFonts w:ascii="Times New Roman" w:hAnsi="Times New Roman" w:cs="Times New Roman" w:eastAsia="Times New Roman"/>
-          <w:b w:val="0"/>
-          <w:i w:val="0"/>
-          <w:sz w:val="28"/>
-        </w:rPr>
-        <w:t>Валидация данных: Pydantic 2.9 с строгими схемами и кастомными валидаторами для цены, артикула, URL изображений.</w:t>
-      </w:r>
-    </w:p>
-    <w:p>
-      <w:pPr>
-        <w:pStyle w:val="ListBullet"/>
-        <w:spacing w:line="360" w:lineRule="auto"/>
-      </w:pPr>
-      <w:r>
-        <w:rPr>
-          <w:rFonts w:ascii="Times New Roman" w:hAnsi="Times New Roman" w:cs="Times New Roman" w:eastAsia="Times New Roman"/>
-          <w:b w:val="0"/>
-          <w:i w:val="0"/>
-          <w:sz w:val="28"/>
-        </w:rPr>
-        <w:t>База данных: SQLite через aiosqlite 0.20 для асинхронного доступа. Три таблицы: parsed_products, domain_markups, interaction_runs.</w:t>
-      </w:r>
-    </w:p>
-    <w:p>
-      <w:pPr>
-        <w:pStyle w:val="ListBullet"/>
-        <w:spacing w:line="360" w:lineRule="auto"/>
-      </w:pPr>
-      <w:r>
-        <w:rPr>
-          <w:rFonts w:ascii="Times New Roman" w:hAnsi="Times New Roman" w:cs="Times New Roman" w:eastAsia="Times New Roman"/>
-          <w:b w:val="0"/>
-          <w:i w:val="0"/>
-          <w:sz w:val="28"/>
-        </w:rPr>
-        <w:t>LLM-интеграция: LangChain 0.3 + huggingface-hub 1.16 с двухуровневым fallback на прямой Inference API. Опционально OpenAI GPT-4o-mini для production.</w:t>
-      </w:r>
-    </w:p>
-    <w:p>
-      <w:pPr>
-        <w:pStyle w:val="ListBullet"/>
-        <w:spacing w:line="360" w:lineRule="auto"/>
-      </w:pPr>
-      <w:r>
-        <w:rPr>
-          <w:rFonts w:ascii="Times New Roman" w:hAnsi="Times New Roman" w:cs="Times New Roman" w:eastAsia="Times New Roman"/>
-          <w:b w:val="0"/>
-          <w:i w:val="0"/>
-          <w:sz w:val="28"/>
-        </w:rPr>
-        <w:t>Парсинг страниц: Playwright 1.47 с headless Chromium и stealth-патчами через playwright-stealth 2.0.</w:t>
-      </w:r>
-    </w:p>
-    <w:p>
-      <w:pPr>
-        <w:pStyle w:val="ListBullet"/>
-        <w:spacing w:line="360" w:lineRule="auto"/>
-      </w:pPr>
-      <w:r>
-        <w:rPr>
-          <w:rFonts w:ascii="Times New Roman" w:hAnsi="Times New Roman" w:cs="Times New Roman" w:eastAsia="Times New Roman"/>
-          <w:b w:val="0"/>
-          <w:i w:val="0"/>
-          <w:sz w:val="28"/>
-        </w:rPr>
-        <w:t>Предобработка HTML: BeautifulSoup4 4.12 с lxml 5.3.</w:t>
-      </w:r>
-    </w:p>
-    <w:p>
-      <w:pPr>
-        <w:pStyle w:val="ListBullet"/>
-        <w:spacing w:line="360" w:lineRule="auto"/>
-      </w:pPr>
-      <w:r>
-        <w:rPr>
-          <w:rFonts w:ascii="Times New Roman" w:hAnsi="Times New Roman" w:cs="Times New Roman" w:eastAsia="Times New Roman"/>
-          <w:b w:val="0"/>
-          <w:i w:val="0"/>
-          <w:sz w:val="28"/>
-        </w:rPr>
-        <w:t>Тестирование: pytest 8.3 + pytest-asyncio + httpx для интеграционных тестов FastAPI.</w:t>
-      </w:r>
-    </w:p>
-    <w:p>
-      <w:pPr>
-        <w:pStyle w:val="ListBullet"/>
-        <w:spacing w:line="360" w:lineRule="auto"/>
-      </w:pPr>
-      <w:r>
-        <w:rPr>
-          <w:rFonts w:ascii="Times New Roman" w:hAnsi="Times New Roman" w:cs="Times New Roman" w:eastAsia="Times New Roman"/>
-          <w:b w:val="0"/>
-          <w:i w:val="0"/>
-          <w:sz w:val="28"/>
-        </w:rPr>
-        <w:t>Деплой: Docker + docker-compose для контейнерного запуска одной командой.</w:t>
-      </w:r>
-    </w:p>
-    <w:p>
-      <w:pPr>
-        <w:pStyle w:val="ListBullet"/>
-        <w:spacing w:line="360" w:lineRule="auto"/>
-      </w:pPr>
-      <w:r>
-        <w:rPr>
-          <w:rFonts w:ascii="Times New Roman" w:hAnsi="Times New Roman" w:cs="Times New Roman" w:eastAsia="Times New Roman"/>
-          <w:b w:val="0"/>
-          <w:i w:val="0"/>
-          <w:sz w:val="28"/>
-        </w:rPr>
-        <w:t>Конфигурация: python-dotenv для управления переменными окружения через .env-файл.</w:t>
+        <w:t>Python 3.12. Бекенд — FastAPI 0.115 с Uvicorn (он же ASGI-сервер). Валидация — Pydantic 2.9. База — SQLite через aiosqlite 0.20, три таблицы: parsed_products, domain_markups, interaction_runs. LLM — LangChain 0.3 поверх huggingface-hub 1.16, с fallback на прямой вызов InferenceClient. Опционально langchain-openai для GPT-4o-mini. Браузер — Playwright 1.47, headless Chromium, с playwright-stealth 2.0 поверх. Очистка HTML — BeautifulSoup4 4.12 + lxml 5.3. Тесты — pytest 8.3 с pytest-asyncio и httpx для интеграции. Деплой — Docker и docker-compose, поднимается одной командой.</w:t>
       </w:r>
     </w:p>
     <w:p>
@@ -1399,7 +1204,7 @@
           <w:color w:val="000000"/>
           <w:sz w:val="28"/>
         </w:rPr>
-        <w:t>3.3. Принципы проектирования</w:t>
+        <w:t>3.3. Что мы делали правильно</w:t>
       </w:r>
     </w:p>
     <w:p>
@@ -1414,7 +1219,7 @@
           <w:i w:val="0"/>
           <w:sz w:val="28"/>
         </w:rPr>
-        <w:t>Архитектура построена на нескольких ключевых принципах. Чёткое разделение ответственности по слоям: каждый модуль решает ровно одну задачу — fetcher загружает HTML через Playwright, cleaner очищает его, llm.parser обращается к языковой модели, applier применяет CSS-селекторы через BeautifulSoup, models.schemas содержит Pydantic-валидацию, database.db реализует CRUD-операции над SQLite, toon.serializer формирует выходной формат, api.routes оркеструет всю логику через HTTP-эндпоинты.</w:t>
+        <w:t>Разделили код по слоям. У каждого модуля одна задача: fetcher грузит HTML, cleaner чистит, llm.parser ходит в модель, applier применяет селекторы, models.schemas хранит Pydantic-классы, database.db работает с SQLite, toon.serializer рисует TOON-формат, api.routes склеивает всё в HTTP-эндпоинты. Это банальная история, но она реально упрощает тесты — каждый модуль покрывается отдельно.</w:t>
       </w:r>
     </w:p>
     <w:p>
@@ -1429,7 +1234,7 @@
           <w:i w:val="0"/>
           <w:sz w:val="28"/>
         </w:rPr>
-        <w:t>Lazy initialization для LLM-клиента: фактическое соединение с HuggingFace или OpenAI устанавливается только при первом запросе, не при импорте модуля. Это позволяет создавать LLMParser с тестовым ключом-заглушкой для модульных тестов и подменять внутренние компоненты через unittest.mock без попытки реального обращения к внешнему API.</w:t>
+        <w:t>Сделали ленивую инициализацию LLM-клиента. Соединение с Hugging Face устанавливается не на старте приложения, а при первом запросе. Это позволяет в тестах создавать LLMParser с ключом-заглушкой и мокать ainvoke. Никаких реальных обращений в сеть во время прогона тестов.</w:t>
       </w:r>
     </w:p>
     <w:p>
@@ -1444,7 +1249,7 @@
           <w:i w:val="0"/>
           <w:sz w:val="28"/>
         </w:rPr>
-        <w:t>Двухуровневый fallback в LLM-слое. LangChain активно меняет API между минорными версиями, что регулярно приводит к ошибкам стандартной цепочки. Реализован fallback: при любом исключении стандартной цепочки template | llm выполняется прямой вызов huggingface_hub.InferenceClient.chat_completion(). Это обеспечивает работоспособность даже при поломках совместимости LangChain.</w:t>
+        <w:t>Сделали fallback на прямой Hugging Face API. LangChain любит ломать обратную совместимость между минорными версиями — это история на отдельную статью. Когда стандартная цепочка template | llm падает с непонятной ошибкой, мы вызываем huggingface_hub.InferenceClient.chat_completion напрямую. Сервис продолжает работать.</w:t>
       </w:r>
     </w:p>
     <w:p>
@@ -1459,7 +1264,7 @@
           <w:i w:val="0"/>
           <w:sz w:val="28"/>
         </w:rPr>
-        <w:t>Толерантный JSON-парсер. Языковые модели регулярно возвращают JSON с trailing comma, в markdown-обёртке, с одинарными кавычками вместо двойных, с пояснительным текстом до и после, с Python-литералами None/True/False. Реализованный парсер сначала пробует json.loads напрямую, затем итеративно чинит каждую из перечисленных проблем.</w:t>
+        <w:t>Написали толерантный JSON-парсер. Модели иногда обрамляют ответ в markdown-блок, ставят одинарные кавычки, добавляют trailing comma, пишут True/False вместо true/false. Парсер сначала пробует json.loads напрямую, не получилось — снимает markdown, заменяет кавычки, чистит запятые. Грязно, но работает.</w:t>
       </w:r>
     </w:p>
     <w:p>
@@ -1474,7 +1279,7 @@
           <w:i w:val="0"/>
           <w:sz w:val="28"/>
         </w:rPr>
-        <w:t>Кэширование через CSS-селекторы. Главное архитектурное решение — кэшировать именно CSS-селекторы, а не сырые результаты парсинга. Преимущества: один вызов LLM покрывает любое число страниц одного домена; при изменении содержимого товара (новая цена, изменение скидки) повторный вызов LLM не требуется — селектор найдёт новое значение; при редизайне сайта достаточно повторно вызвать генерацию селекторов; TOON-конфиг можно передать другим инструментам, поскольку формат открытый.</w:t>
+        <w:t>Главное архитектурное решение: кэшируем не сырые данные, а именно селекторы. Один вызов модели на домен покрывает тысячи страниц. Если на странице товара поменялась цена — наш селектор найдёт новое значение без новой генерации. А если магазин сделал редизайн, достаточно дёрнуть POST /api/selectors/generate ещё раз.</w:t>
       </w:r>
     </w:p>
     <w:p>
@@ -1495,7 +1300,7 @@
           <w:color w:val="000000"/>
           <w:sz w:val="32"/>
         </w:rPr>
-        <w:t>4. Вклад участников команды</w:t>
+        <w:t>4. Вклад участников</w:t>
       </w:r>
     </w:p>
     <w:p>
@@ -1527,7 +1332,7 @@
           <w:color w:val="000000"/>
           <w:sz w:val="26"/>
         </w:rPr>
-        <w:t>4.1.1. Роль в проекте</w:t>
+        <w:t>4.1.1. Что я делала</w:t>
       </w:r>
     </w:p>
     <w:p>
@@ -1542,7 +1347,7 @@
           <w:i w:val="0"/>
           <w:sz w:val="28"/>
         </w:rPr>
-        <w:t>Моя роль в проекте заключалась в составлении плана работ, координации взаимодействия в команде и анализе предметной области. На начальном этапе я провела комплексный анализ существующих решений веб-парсинга, исследовала их сильные и слабые стороны, определила архитектурные принципы построения системы. На финальном этапе провела детальный сравнительный анализ разработанной системы с коммерческими аналогами Diffbot, ScrapingBee, Apify, Octoparse.</w:t>
+        <w:t>Моя ответственность — план работ, координация и аналитика. На старте я разобрала рынок инструментов веб-парсинга, сравнила сильные и слабые стороны существующих решений, и из анализа уже выросла идея проекта. На финале я ещё раз прошлась по конкурентам — Diffbot, ScrapingBee, Apify, Octoparse — и написала сравнение в раздел отчёта.</w:t>
       </w:r>
     </w:p>
     <w:p>
@@ -1557,7 +1362,7 @@
           <w:i w:val="0"/>
           <w:sz w:val="28"/>
         </w:rPr>
-        <w:t>Анализ показал, что традиционные парсеры требуют создания отдельных правил извлечения для каждого сайта, что делает процесс разработки трудоёмким. Более критичная проблема — хрупкость решений при изменении дизайна сайтов. Я идентифицировала применение больших языковых моделей как перспективное решение, позволяющее обойти эти ограничения. LLM обладают способностью понимать семантику HTML-разметки и идентифицировать паттерны представления товаров, что даёт универсальность без программирования правил под каждый магазин.</w:t>
+        <w:t>Главный вывод из обзора был такой. Все классические парсеры ломаются на редизайнах. Все no-code платформы требуют, чтобы пользователь кликал руками. AI-сервисы дорогие и закрытые. Никто не отдаёт сами селекторы наружу — а это нужно, если хочешь использовать результат в своих Scrapy-пайплайнах. Так что ниша есть.</w:t>
       </w:r>
     </w:p>
     <w:p>
@@ -1572,7 +1377,7 @@
           <w:i w:val="0"/>
           <w:sz w:val="28"/>
         </w:rPr>
-        <w:t>Мною была разработана архитектурная концепция системы с многоуровневой обработкой данных. Архитектура включает REST API на FastAPI для приёма запросов, модуль загрузки страниц через Playwright с stealth-патчами, препроцессор HTML на BeautifulSoup4, LLM-интеграцию через LangChain, систему валидации и нормализации через Pydantic, асинхронное хранилище на aiosqlite SQLite. Каждый компонент решает строго определённую задачу, что обеспечивает модульность и упрощает тестирование.</w:t>
+        <w:t>Я предложила архитектуру: REST API на FastAPI как точка входа, Playwright для загрузки страниц со stealth-патчами, BeautifulSoup для очистки HTML, LangChain для общения с моделью, Pydantic для валидации, aiosqlite для хранения. Каждый компонент — отдельный модуль с одной задачей.</w:t>
       </w:r>
     </w:p>
     <w:p>
@@ -1587,7 +1392,7 @@
           <w:i w:val="0"/>
           <w:sz w:val="28"/>
         </w:rPr>
-        <w:t>Был составлен детальный технологический стек. Python 3.12 выбран благодаря зрелой экосистеме библиотек для веб-технологий, машинного обучения и работы с данными. HuggingFace Inference API обеспечивает доступ к Llama 3.1 8B Instruct бесплатно, а OpenAI GPT-4o-mini добавлен как опциональный production-провайдер с более высоким качеством.</w:t>
+        <w:t>Технологический стек тоже на мне. Python 3.12 — потому что у него зрелая экосистема для машинного обучения и веба. Hugging Face Inference API — бесплатно, доступ к Llama 3.1 8B без оплаты. OpenAI GPT-4o-mini — опционально, для случаев когда нужно качество. Выбор между провайдерами происходит автоматически по наличию ключа.</w:t>
       </w:r>
     </w:p>
     <w:p>
@@ -1602,7 +1407,7 @@
           <w:i w:val="0"/>
           <w:sz w:val="28"/>
         </w:rPr>
-        <w:t>Координация работы команды включала еженедельные синхронизации прогресса, распределение задач с учётом компетенций участников и контроль выполнения. На финальном этапе я обеспечила корректную интеграцию модуля интерактивных действий в существующую архитектуру, переработанную после требований заказчика.</w:t>
+        <w:t>По командной работе — мы синхронились раз в неделю по часу. Распределяли задачи, я следила чтобы критичные модули не застряли. На финальном этапе, когда руководитель попросил дописать интерактивные действия, я перепроектировала схему взаимодействия модулей: element_finder Даниила должен был встать рядом с interactor Михаила, а cleaner — научиться работать в двух режимах. Это потребовало пары встреч.</w:t>
       </w:r>
     </w:p>
     <w:p>
@@ -1618,7 +1423,7 @@
           <w:color w:val="000000"/>
           <w:sz w:val="26"/>
         </w:rPr>
-        <w:t>4.1.2. Выявленные проблемы и решения</w:t>
+        <w:t>4.1.2. С чем были проблемы</w:t>
       </w:r>
     </w:p>
     <w:p>
@@ -1633,7 +1438,7 @@
           <w:i w:val="0"/>
           <w:sz w:val="28"/>
         </w:rPr>
-        <w:t>Основной проблемой на этапе планирования стал выбор оптимальной языковой модели. Коммерческие модели OpenAI обеспечивают высокое качество, но требуют финансовых затрат. Открытые модели через Hugging Face бесплатны, но имеют ограничения по rate-limit и качеству. В качестве решения была реализована двухпровайдерная архитектура с автоматическим выбором: при наличии OPENAI_API_KEY система использует GPT-4o-mini, иначе — Llama 3.1 8B Instruct через HuggingFace.</w:t>
+        <w:t>Главный вопрос на старте — какую модель брать. OpenAI давал бы лучше качество, но за деньги. Hugging Face бесплатный, но ограничения по rate-limit и медленнее. Решили так: пишем архитектуру с двумя провайдерами сразу, выбор по переменной OPENAI_API_KEY. Есть ключ — берём OpenAI, нет — Hugging Face.</w:t>
       </w:r>
     </w:p>
     <w:p>
@@ -1648,7 +1453,7 @@
           <w:i w:val="0"/>
           <w:sz w:val="28"/>
         </w:rPr>
-        <w:t>Второй сложностью стало определение допустимого размера HTML для передачи в языковую модель. Современные интернет-магазины генерируют объёмные HTML-документы, превышающие контекстное окно большинства бесплатных моделей. Реализован адаптивный preprocessor с агрессивной очисткой и smart-truncation, сохраняющий критичные блоки документа.</w:t>
+        <w:t>Второй сложный момент — размер HTML. У Wildberries страница товара легко тянет на 1.6 МБ. В контекст бесплатных моделей столько не влезает. Договорились с Михаилом, что cleaner будет максимально агрессивным: всё лишнее выкидывает, для самых длинных страниц — адаптивное усечение (берём начало и конец, середину отрезаем).</w:t>
       </w:r>
     </w:p>
     <w:p>
@@ -1663,7 +1468,7 @@
           <w:i w:val="0"/>
           <w:sz w:val="28"/>
         </w:rPr>
-        <w:t>Третья проблема — обеспечение отказоустойчивости. Реализован механизм retry с экспоненциальной задержкой через tenacity, система таймаутов на всех этапах, безопасная обработка исключений с возвратом структурированного status='error' вместо падения с 500-й ошибкой.</w:t>
+        <w:t>Третий вопрос — отказоустойчивость. Не все запросы доходят с первого раза. Сеть может моргнуть, Playwright может упасть, LLM может вернуть мусор. Договорились про tenacity для retry с экспоненциальной задержкой, про таймауты на все этапы и про то, что любая ошибка должна возвращать status=error в JSON, а не 500-й код HTTP. Иначе клиенту неудобно работать.</w:t>
       </w:r>
     </w:p>
     <w:p>
@@ -1679,7 +1484,7 @@
           <w:color w:val="000000"/>
           <w:sz w:val="26"/>
         </w:rPr>
-        <w:t>4.1.3. Дальнейшее развитие</w:t>
+        <w:t>4.1.3. Что дальше</w:t>
       </w:r>
     </w:p>
     <w:p>
@@ -1694,7 +1499,7 @@
           <w:i w:val="0"/>
           <w:sz w:val="28"/>
         </w:rPr>
-        <w:t>На дальнейших этапах планируется расширение тестового датасета до 200–300 страниц с обеспечением репрезентативности по категориям. Необходимо разработать систему мониторинга качества в реальном времени, автоматически детектирующую деградацию извлечения и запускающую регенерацию селекторов при изменении дизайна сайта. Также перспективно внедрение системы A/B тестирования различных версий промптов на production-трафике с автоматическим выбором лучшей.</w:t>
+        <w:t>Хочется собрать тестовый датасет на 200–300 страниц с разметкой от руки, чтобы можно было считать точность по разным категориям товаров. Сейчас мы тестируем на десятке сайтов, и это маловато. Ещё нужна система мониторинга качества в проде — чтобы автоматически замечать, когда селекторы перестали работать (магазин сделал редизайн), и триггерить генерацию заново.</w:t>
       </w:r>
     </w:p>
     <w:p>
@@ -1726,7 +1531,7 @@
           <w:color w:val="000000"/>
           <w:sz w:val="26"/>
         </w:rPr>
-        <w:t>4.2.1. Роль в проекте</w:t>
+        <w:t>4.2.1. Что я делал</w:t>
       </w:r>
     </w:p>
     <w:p>
@@ -1741,7 +1546,7 @@
           <w:i w:val="0"/>
           <w:sz w:val="28"/>
         </w:rPr>
-        <w:t>Моя ответственность заключалась в подготовке данных, декомпозиции бизнес-процесса парсинга и реализации программного пайплайна обработки веб-контента. Разработал и оттестировал основные модули загрузки, очистки и интеграции с языковой моделью. На финальном этапе реализовал модуль интерактивных действий по требованию заказчика.</w:t>
+        <w:t>Я отвечал за бекенд и за всю инфраструктуру парсинга. Это значит — FastAPI и эндпоинты, загрузчик страниц на Playwright, препроцессор HTML, интеграция с LLM через LangChain, и модуль interactor для интерактивных действий, который мы написали на финальной стадии.</w:t>
       </w:r>
     </w:p>
     <w:p>
@@ -1756,7 +1561,7 @@
           <w:i w:val="0"/>
           <w:sz w:val="28"/>
         </w:rPr>
-        <w:t>Первым реализованным компонентом стал REST API на FastAPI для приёма запросов на парсинг. FastAPI выбран благодаря асинхронной природе, высокой производительности при обработке множественных запросов, автоматической генерации OpenAPI-документации, интеграции с Pydantic. Эндпоинт /api/parse принимает URL целевой страницы и опционально источник, выполняет всю цепочку обработки и возвращает структурированный JSON с извлечёнными данными о товаре.</w:t>
+        <w:t>Начал с REST API. FastAPI вместо Flask — потому что нативный async/await, автоматический Swagger UI на /docs, валидация через Pydantic из коробки. Получились эндпоинты POST /api/parse для прямого извлечения, GET /api/results для истории, POST /api/selectors/generate для генерации селекторов (но саму логику селекторов писал Даниил).</w:t>
       </w:r>
     </w:p>
     <w:p>
@@ -1771,7 +1576,7 @@
           <w:i w:val="0"/>
           <w:sz w:val="28"/>
         </w:rPr>
-        <w:t>Ключевым модулем стал fetcher, реализующий загрузку веб-страниц через Playwright в headless-режиме Chromium. В отличие от простых HTTP-клиентов, Playwright запускает полноценный браузер, что позволяет корректно обрабатывать динамический контент JavaScript-фреймворков React, Vue и Angular. Метод использует событие networkidle для гарантии завершения сетевых запросов и базовую паузу для отложенных скриптов.</w:t>
+        <w:t>Дальше fetcher. Playwright в headless-режиме, Chromium 121. Простой requests не подошёл бы — у Wildberries карточка товара рисуется JavaScript-ом из API, без рендера React ничего не покажет. В fetcher.py есть retry на трёх попытках через tenacity, с экспоненциальной паузой от 2 до 10 секунд. Если networkidle не пришёл за минуту — продолжаем (на крупных SPA он не приходит вообще, polling никогда не затухает).</w:t>
       </w:r>
     </w:p>
     <w:p>
@@ -1786,7 +1591,7 @@
           <w:i w:val="0"/>
           <w:sz w:val="28"/>
         </w:rPr>
-        <w:t>Для повышения шансов обхода антибот-защит крупных маркетплейсов интегрирован пакет playwright-stealth, патчающий навигаторские признаки автоматизации: navigator.webdriver, эмуляция Chrome runtime, реалистичный WebGL fingerprint. Добавлен полный набор реалистичных HTTP-заголовков Chrome 121 на macOS включая Sec-Ch-Ua, Sec-Fetch-* и Accept-Language с локалью ru-RU.</w:t>
+        <w:t>Cleaner писал я. По умолчанию режу всё подряд: script, style, noscript, iframe, svg, meta, link, head, footer, nav, aside, header, form, button, input. Остаётся только семантическое ядро страницы. Атрибуты тоже зачищаю — оставляю class, src, href, alt, id, data-article, data-sku. Дальше итеративно выкидываю пустые контейнеры до стабилизации. Когда добавляли интерактивные действия, пришлось переделывать: добавил флаг keep_interactive=True, при котором button, input и form остаются, и плюс атрибуты aria-label, role, data-action, onclick, disabled — без них element_finder ничего не находит.</w:t>
       </w:r>
     </w:p>
     <w:p>
@@ -1801,7 +1606,7 @@
           <w:i w:val="0"/>
           <w:sz w:val="28"/>
         </w:rPr>
-        <w:t>Реализован препроцессор HTML на базе BeautifulSoup4. Модуль cleaner выполняет агрессивную очистку: удаляет теги script, style, noscript, iframe, svg, meta, link, head, footer, nav. Прореживает атрибуты, оставляя только класс, src, href, alt, itemprop. Итеративно удаляет пустые контейнеры. Для интерактивного режима введён специальный флаг keep_interactive=True, при котором button, input, form и атрибуты aria-label, role, data-action бережно сохраняются, поскольку именно на них основано распознавание кнопок.</w:t>
+        <w:t>LLM-парсер построен поверх LangChain. Создаю PromptTemplate (имя, описание, набор переменных), композирую с моделью оператором pipe: chain = template | llm. Дальше ainvoke и получаем ответ. Температура нулевая, чтобы было детерминированно (вернее почти нулевая — Hugging Face Endpoint не любит чистый ноль, поставил 0.01). Максимум 1024 токена на ответ.</w:t>
       </w:r>
     </w:p>
     <w:p>
@@ -1816,7 +1621,7 @@
           <w:i w:val="0"/>
           <w:sz w:val="28"/>
         </w:rPr>
-        <w:t>Реализована LLM-интеграция через LangChain с двухуровневым fallback. На уровне один используется цепочка template | llm стандартного LangChain. При любой ошибке выполняется прямой вызов huggingface_hub.InferenceClient.chat_completion() — это обеспечивает работоспособность даже при поломках совместимости LangChain. Температура установлена в 0.0 для детерминированности, максимальное количество токенов ограничено 1024.</w:t>
+        <w:t>Самое мерзкое в LLM-слое — это нестабильность LangChain. Между версиями ломают сигнатуры, ImportError выпадает на пустом месте. Поэтому встроил двухуровневый fallback. На первом уровне стандартная цепочка template | llm. Если падает — на втором уровне сразу из своего кода зову huggingface_hub.InferenceClient.chat_completion. Это банальный POST на HF, без всяких абстракций. Работает всегда, когда сам HF доступен.</w:t>
       </w:r>
     </w:p>
     <w:p>
@@ -1831,22 +1636,7 @@
           <w:i w:val="0"/>
           <w:sz w:val="28"/>
         </w:rPr>
-        <w:t>На финальном этапе реализован модуль interactor для интерактивных действий. Поддерживаемые действия: add_to_cart (добавить в корзину), buy_now (купить сейчас), open_product (открыть карточку), click_text (клик по тексту), custom_selector (клик по явному CSS). Алгоритм эвристического поиска кликабельных элементов (element_finder) разработан Даниилом — я отвечал за интеграцию его модуля с Playwright и за саму логику клика.</w:t>
-      </w:r>
-    </w:p>
-    <w:p>
-      <w:pPr>
-        <w:spacing w:line="360" w:lineRule="auto"/>
-        <w:ind w:firstLine="709"/>
-      </w:pPr>
-      <w:r>
-        <w:rPr>
-          <w:rFonts w:ascii="Times New Roman" w:hAnsi="Times New Roman" w:cs="Times New Roman" w:eastAsia="Times New Roman"/>
-          <w:b w:val="0"/>
-          <w:i w:val="0"/>
-          <w:sz w:val="28"/>
-        </w:rPr>
-        <w:t>Логика поиска элемента трёхэтапная: сначала эвристический скоринг через element_finder.find_best(html, intent), при низкой уверенности — LLM-fallback (новый промпт INTERACTIVE_ELEMENT_TEMPLATE в LangChain-цепочке), при недостатке уверенности обоих — корректный возврат status=not_found без ложных срабатываний. После клика страница ожидает networkidle, затем считывается title и сравнивается с пред-кликом для подтверждения что действие выполнено. Все шаги сохраняются в InteractionResult.log с timestamp_ms и записываются в БД.</w:t>
+        <w:t>На финальном этапе делал interactor — модуль интерактивных действий. По заданию руководителя сервис должен не только читать страницу, но и нажимать кнопки, добавлять в корзину. Алгоритм поиска самих кнопок (эвристика с системой скоринга) разрабатывал Даниил — я взял его element_finder и обернул в Playwright-логику. То есть моя часть — открыть страницу, дождаться domcontentloaded, потом по возможности networkidle, опционально подождать конкретный селектор. Потом отдать очищенный HTML в element_finder, получить от него селектор и кликнуть. После клика подождать обновления страницы, считать новый title, всё сохранить в БД с детальным логом по шагам (timestamp_ms и step name).</w:t>
       </w:r>
     </w:p>
     <w:p>
@@ -1862,7 +1652,7 @@
           <w:color w:val="000000"/>
           <w:sz w:val="26"/>
         </w:rPr>
-        <w:t>4.2.2. Выявленные проблемы и решения</w:t>
+        <w:t>4.2.2. Где сидел в багах</w:t>
       </w:r>
     </w:p>
     <w:p>
@@ -1877,7 +1667,7 @@
           <w:i w:val="0"/>
           <w:sz w:val="28"/>
         </w:rPr>
-        <w:t>Основной проблемой стала обработка динамического контента на JavaScript-фреймворках. Некоторые сайты используют React или Vue.js с ленивой загрузкой компонентов, и Playwright иногда завершал загрузку до полной отрисовки. Решением стало двухступенчатое ожидание: сначала domcontentloaded (быстро и гарантированно), затем попытка networkidle с тайм-аутом без блокировки. Опционально добавлены параметры wait_for_selector и extra_wait_ms для совсем медленных SPA.</w:t>
+        <w:t>Самая длинная история — антибот-защита крупных маркетплейсов. Wildberries по умолчанию возвращает почти пустой shell, потому что весь контент догружается JS через несколько секунд после networkidle. Сначала я думал что наш UA палится, но даже с корректным User-Agent ничего не загружалось. В итоге интегрировал playwright-stealth — пакет, который патчит navigator.webdriver, эмулирует Chrome runtime, подменяет WebGL fingerprint. Плюс добавил полный набор Chrome-заголовков (Sec-Ch-Ua, Sec-Fetch-*, Accept-Language=ru-RU) и timezone Europe/Moscow. После этого WB начал отдавать нормальный HTML.</w:t>
       </w:r>
     </w:p>
     <w:p>
@@ -1892,7 +1682,7 @@
           <w:i w:val="0"/>
           <w:sz w:val="28"/>
         </w:rPr>
-        <w:t>Сложностью оказались антибот-системы. Cloudflare, DataDome и аналогичные механизмы детектируют автоматизированные браузеры. Для базового обхода интегрированы playwright-stealth, ротация User-Agent, реалистичные HTTP-заголовки и timezone Europe/Moscow. Это позволило пройти антибот Wildberries и Citilink, однако продвинутые защиты Ozon (Antibot Captcha от DataDome) и DNS-shop (HTTP 403 от Akamai на основе TLS-fingerprint) требуют резидентных прокси и выходят за рамки self-hosted решения.</w:t>
+        <w:t>DNS-shop и Ozon не прошли. У них либо DataDome с TLS-fingerprint, либо капча сразу. Это известная история — даже коммерческие сервисы вроде Diffbot решают это резидентными прокси. Self-hosted без прокси-сети тут не вывезет, и мы это написали в раздел про ограничения.</w:t>
       </w:r>
     </w:p>
     <w:p>
@@ -1907,7 +1697,22 @@
           <w:i w:val="0"/>
           <w:sz w:val="28"/>
         </w:rPr>
-        <w:t>Парсинг JSON из ответов LLM оказался нестабильным. Модели добавляют пояснительный текст, используют одинарные кавычки или допускают trailing commas. Реализован толерантный парсер _extract_json, последовательно применяющий правила нормализации: удаление markdown-обёрток, замена одинарных кавычек, удаление trailing comma, замена Python-литералов None/True/False на JSON-эквиваленты.</w:t>
+        <w:t>Вторая беда — JSON от языковых моделей. Иногда ответ обёрнут в тройные обратные кавычки с пометкой json, иногда LLM ставит trailing comma, иногда пишет 'title' одинарными кавычками вместо двойных, иногда вместо null шлёт None как в Python. Сделал функцию _extract_json которая последовательно лечит все эти кейсы: снимает markdown, чистит запятые, заменяет кавычки. Это вообще одна из самых тестируемых вещей в проекте, test_llm_parser.py покрывает 12 разных вариантов мусора.</w:t>
+      </w:r>
+    </w:p>
+    <w:p>
+      <w:pPr>
+        <w:spacing w:line="360" w:lineRule="auto"/>
+        <w:ind w:firstLine="709"/>
+      </w:pPr>
+      <w:r>
+        <w:rPr>
+          <w:rFonts w:ascii="Times New Roman" w:hAnsi="Times New Roman" w:cs="Times New Roman" w:eastAsia="Times New Roman"/>
+          <w:b w:val="0"/>
+          <w:i w:val="0"/>
+          <w:sz w:val="28"/>
+        </w:rPr>
+        <w:t>Третья проблема — networkidle на современных сайтах никогда не наступает. Бесконечный polling аналитики, WebSocket к чату поддержки и так далее. Сначала ловил TimeoutError и кидал исключение, потом понял что это нормальная ситуация. Сделал двухступенчатое ожидание: гарантированно ждём domcontentloaded, а потом пытаемся networkidle с тайм-аутом 10 секунд, но не падаем если он не пришёл.</w:t>
       </w:r>
     </w:p>
     <w:p>
@@ -1923,7 +1728,7 @@
           <w:color w:val="000000"/>
           <w:sz w:val="26"/>
         </w:rPr>
-        <w:t>4.2.3. Дальнейшее развитие</w:t>
+        <w:t>4.2.3. Куда расти</w:t>
       </w:r>
     </w:p>
     <w:p>
@@ -1938,7 +1743,7 @@
           <w:i w:val="0"/>
           <w:sz w:val="28"/>
         </w:rPr>
-        <w:t>Планируется оптимизация производительности пайплайна через параллельную обработку множественных URL одного домена с переиспользованием browser-context. Перспективен переход к PostgreSQL для production-нагрузок, добавление Redis-кэша результатов парсинга и фоновой обработки через Celery. Также планируется расширение поддерживаемых действий: multistep flows (например, выбор размера → добавление в корзину), авторизация перед действием, скриншоты до и после клика.</w:t>
+        <w:t>Хочу попробовать параллельную обработку: несколько URL одного домена в одном browser-context с переиспользованием cookie. Сейчас каждый запрос поднимает свой Chromium, это медленно. Для прода нужен PostgreSQL вместо SQLite — переход тривиальный, интерфейс модуля database.db специально абстрактный. И ещё интерактивные действия можно расширить: сейчас один клик за раз, а хочется multistep — например, выбрать размер, потом цвет, потом добавить в корзину.</w:t>
       </w:r>
     </w:p>
     <w:p>
@@ -1970,7 +1775,7 @@
           <w:color w:val="000000"/>
           <w:sz w:val="26"/>
         </w:rPr>
-        <w:t>4.3.1. Роль в проекте</w:t>
+        <w:t>4.3.1. Что я делал</w:t>
       </w:r>
     </w:p>
     <w:p>
@@ -1985,7 +1790,7 @@
           <w:i w:val="0"/>
           <w:sz w:val="28"/>
         </w:rPr>
-        <w:t>Моя зона ответственности в проекте охватывает три направления: разработку модуля CSS-селекторов с экспортом в формат TOON (это центральный модуль системы по постановке задачи Parsmart), реализацию слоя данных (Pydantic-схемы, асинхронный доступ к SQLite, CRUD-операции) и обеспечение качества (методология тестирования, разработка автотестов, end-to-end проверки на реальных интернет-магазинах). Дополнительно на финальном этапе я разработал модуль эвристического поиска интерактивных элементов (element_finder), который интегрирован Михаилом в модуль interactor.</w:t>
+        <w:t>На мне три большие зоны кода. Первая — модуль CSS-селекторов и сериализатор TOON, это центральная фича по заданию Parsmart. Вторая — слой данных: Pydantic-модели для валидации и асинхронный доступ к SQLite. Третья — эвристика поиска интерактивных элементов, которую Михаил позже интегрировал в interactor. Плюс на мне всё, что связано с тестированием — методология, автотесты для моей зоны, прогоны на реальных сайтах.</w:t>
       </w:r>
     </w:p>
     <w:p>
@@ -2001,7 +1806,7 @@
           <w:color w:val="000000"/>
           <w:sz w:val="26"/>
         </w:rPr>
-        <w:t>4.3.2. Модуль CSS-селекторов и формат TOON</w:t>
+        <w:t>4.3.2. CSS-селекторы и TOON</w:t>
       </w:r>
     </w:p>
     <w:p>
@@ -2016,7 +1821,7 @@
           <w:i w:val="0"/>
           <w:sz w:val="28"/>
         </w:rPr>
-        <w:t>Центральная задача проекта по постановке Parsmart — генерация CSS-селекторов для типовой страницы товара и их переиспользование на всех страницах того же домена. Я реализовал три модуля: selectors.py (генерация и валидация селекторов), applier.py (применение селекторов к HTML без обращения к LLM), toon/serializer.py (сериализация в формат TOON, совместимый с примером domains.toon из задания).</w:t>
+        <w:t>Это сердце проекта. Пользователь даёт нам URL одной товарной карточки, мы возвращаем CSS-селекторы для имени, цены, артикула, фото, категории, валюты. Дальше эти селекторы применяются ко всем остальным карточкам того же магазина уже без LLM. По коду это три файла: selectors.py (генерация и валидация), applier.py (применение через BeautifulSoup без LLM), toon/serializer.py (сериализация в формат TOON из ТЗ).</w:t>
       </w:r>
     </w:p>
     <w:p>
@@ -2031,7 +1836,7 @@
           <w:i w:val="0"/>
           <w:sz w:val="28"/>
         </w:rPr>
-        <w:t>Логика генерации работает следующим образом. Опорная страница товара загружается через fetcher, очищается через cleaner, и передаётся в специализированный промпт SELECTORS_GENERATION_TEMPLATE. Я разработал текст промпта таким образом, чтобы LLM возвращал стабильный JSON фиксированной структуры с шестью полями: name, price, currency, pictures, category, article. В промпт встроены явные инструкции: предпочитать класс- и атрибут-селекторы вместо глубоких descendant-цепочек; избегать auto-generated хэшей вида css-1a2b3c; использовать только реально присутствующие в HTML классы. Без этих инструкций модели регулярно «галлюцинировали», выдумывая несуществующие классы.</w:t>
+        <w:t>Промпт для генератора писал я. Получилось не сразу — первые версии возвращали почти случайные классы. Помогли явные инструкции внутри промпта: «бери класс- и атрибут-селекторы», «избегай авто-генерированных хэшей вроде css-1a2b3c», «используй только реально присутствующие в HTML классы». Стало стабильнее, но иногда LLM всё равно фантазирует.</w:t>
       </w:r>
     </w:p>
     <w:p>
@@ -2046,7 +1851,7 @@
           <w:i w:val="0"/>
           <w:sz w:val="28"/>
         </w:rPr>
-        <w:t>Сгенерированные селекторы проходят автоматическую валидацию в функции validate_selectors. Каждый селектор применяется к исходному HTML через BeautifulSoup. Если селектор синтаксически некорректен или ничего не находит — он сбрасывается в null, а в поле markdownComments разметки добавляется текстовое пояснение. Это критически важный защитный слой от галлюцинаций LLM: даже если модель придумала несуществующий класс, в финальной разметке его не будет, и пользователь увидит честное предупреждение.</w:t>
+        <w:t>Чтобы это поймать, написал валидатор. Функция validate_selectors берёт каждый сгенерированный селектор и пробует найти по нему элемент в исходном HTML через BeautifulSoup. Если найден — ок, оставляем. Если ничего не нашёл или CSS невалидный — сбрасываем в null и записываем в поле markdownComments человекочитаемую причину. Пользователь потом видит в TOON-файле: «price: селектор '.css-1a2b3c' ничего не нашёл». Это превращает галлюцинации модели из бага в фичу — есть явная обратная связь.</w:t>
       </w:r>
     </w:p>
     <w:p>
@@ -2061,7 +1866,7 @@
           <w:i w:val="0"/>
           <w:sz w:val="28"/>
         </w:rPr>
-        <w:t>Модуль applier применяет сохранённые селекторы к любым URL того же домена без обращения к LLM. Это даёт скорость классических парсеров при универсальности AI: один вызов модели покрывает тысячи страниц одного магазина. Я реализовал интеллектуальную нормализацию извлечённых значений. Функция _normalize_price обрабатывает множество форматов: «1 999 ₽» → 1999.0, «1 999,99 ₽» → 1999.99, европейский формат «1.999,99 ₽» → 1999.99. Функция _normalize_article склеивает пробелы внутри числовых последовательностей («2006 4875» → «20064875») при этом сохраняет alphanumeric SKU как есть («SM-A55», «LEN-001»). Функция _absolutize превращает относительные URL изображений в абсолютные, обрабатывая три случая: уже абсолютный URL, protocol-relative (//cdn.x.com/...), относительный путь.</w:t>
+        <w:t>Модуль applier применяет сохранённые селекторы к новым URL без обращения к LLM. Это просто BeautifulSoup, но с нормализацией данных. Функция _normalize_price парсит разные форматы: «1 999 ₽» → 1999.0, «1 999,99 ₽» → 1999.99, европейский «1.999,99 ₽» → 1999.99. Функция _normalize_article склеивает пробелы внутри числовых артикулов («2006 4875» → «20064875»), но сохраняет alphanumeric SKU как есть («SM-A55», «LEN-001»). Функция _absolutize превращает относительные URL картинок в абсолютные.</w:t>
       </w:r>
     </w:p>
     <w:p>
@@ -2076,7 +1881,7 @@
           <w:i w:val="0"/>
           <w:sz w:val="28"/>
         </w:rPr>
-        <w:t>Сериализатор TOON я разработал с нуля, поскольку формат самописный и стандартных библиотек для него не существует. Формат отличается от YAML двумя особенностями: массивы декларируются с указанием длины (markdownComments[3]: вместо markdownComments:), элементы массива нумеруются (1: «текст»). Реализованы dump_domains для сериализации списка разметок, вспомогательные функции для productPage, cartPage, orderPage, корректное экранирование двойных кавычек внутри значений. Порядок полей productPage стабильно фиксирован: category, currency, name, pictures, price, article — точно как в эталонном domains.toon из задания. Это важно для совместимости и проверки соответствия результата работы системы исходному ТЗ.</w:t>
+        <w:t>TOON-сериализатор я писал с нуля. Формат не YAML и не JSON — массивы там объявляются с указанием длины: markdownComments[3] вместо просто markdownComments, и элементы нумеруются «1: text», «2: text», «3: text». Никаких готовых библиотек для TOON нет, поэтому функция dump_domains и её помощники _write_domain, _write_product_page и так далее написаны вручную. Особое внимание — порядок полей в productPage: category, currency, name, pictures, price, article. Точно такой же порядок в эталонном domains.toon из задания, я этим долго сверялся.</w:t>
       </w:r>
     </w:p>
     <w:p>
@@ -2092,7 +1897,7 @@
           <w:color w:val="000000"/>
           <w:sz w:val="26"/>
         </w:rPr>
-        <w:t>4.3.3. Слой данных: Pydantic и SQLite</w:t>
+        <w:t>4.3.3. Pydantic и SQLite</w:t>
       </w:r>
     </w:p>
     <w:p>
@@ -2107,7 +1912,7 @@
           <w:i w:val="0"/>
           <w:sz w:val="28"/>
         </w:rPr>
-        <w:t>Я отвечаю за всю работу с данными в системе. На уровне схем разработал семейство Pydantic-моделей в файле app/models/schemas.py: ParseRequest (входящий запрос с валидацией URL по regex и ограничением длины), ProductData (структура извлечённых данных с custom-валидаторами на цену и URL изображения), DomainMarkup и ProductPageSelectors (полная разметка домена в TOON-формате), CartPageSelectors и OrderPageSelectors (опциональные структуры для корзины и оформления заказа), SelectorsGenerateRequest и SelectorsApplyRequest (для CSS-режима), InteractRequest и InteractResponse (для интерактивных действий). Все модели имеют strict-валидацию: некорректные данные приводят к 422 Unprocessable Entity, что улучшает диагностику ошибок.</w:t>
+        <w:t>Все межслойные контракты — Pydantic-модели в app/models/schemas.py. На вход API принимает ParseRequest (URL и source), ProductData описывает результат, DomainMarkup — полную разметку домена для TOON, и так далее. Когда добавляли модуль интерактивных действий, появились ещё InteractRequest и InteractResponse.</w:t>
       </w:r>
     </w:p>
     <w:p>
@@ -2122,7 +1927,7 @@
           <w:i w:val="0"/>
           <w:sz w:val="28"/>
         </w:rPr>
-        <w:t>Особое внимание уделено custom-валидаторам. Валидатор цены отфильтровывает аномальные значения: отрицательная цена → ValidationError, цена выше 10 миллионов → ValidationError, значение округляется до двух знаков после запятой. Валидатор URL изображения проверяет схему http(s):// и возвращает None для некорректных значений (вместо падения). Валидатор названия обрезает строки длиннее 500 символов и превращает пустые строки в None. Эти правила я выработал на основе анализа реальных ошибок LLM при обработке российских интернет-магазинов.</w:t>
+        <w:t>Кастомные валидаторы я подбирал на боевых ошибках. Например, валидатор цены: минимум 0, максимум 10 миллионов, округление до двух знаков. Раньше пропускал любое число, но LLM иногда возвращал отрицательные значения (видимо, путал с скидкой). Теперь падает с ValidationError, а вызывающий код перехватывает это и пишет в БД status=error. Валидатор URL изображения требует схему http(s):// и возвращает None для мусора. Валидатор title режет всё длиннее 500 символов и превращает пустые строки в None.</w:t>
       </w:r>
     </w:p>
     <w:p>
@@ -2137,7 +1942,7 @@
           <w:i w:val="0"/>
           <w:sz w:val="28"/>
         </w:rPr>
-        <w:t>Слой персистентного хранения я реализовал на SQLite через aiosqlite — асинхронный драйвер совместимый с архитектурой FastAPI. Спроектирована схема из трёх таблиц. Таблица parsed_products хранит историю всех запросов прямого извлечения (url, source, status, title, price, article, image_url, raw_response, created_at). Таблица domain_markups хранит сгенерированные CSS-разметки в виде JSON-блоба с уникальным ключом по нормализованному домену и UPSERT-логикой при повторной генерации. Таблица interaction_runs хранит журнал интерактивных действий с подробным техническим логом каждого шага. Созданы индексы по url и created_at для ускорения типичных запросов.</w:t>
+        <w:t>Хранилище — SQLite через aiosqlite. PostgreSQL для курсового избыточен, а aiosqlite даёт нативный async, что важно для FastAPI. Три таблицы: parsed_products (история прямых извлечений), domain_markups (сохранённые CSS-разметки), interaction_runs (журнал интерактивных действий). На parsed_products и interaction_runs повесил индексы по url и created_at — нужны для нормального постраничного вывода истории.</w:t>
       </w:r>
     </w:p>
     <w:p>
@@ -2152,7 +1957,7 @@
           <w:i w:val="0"/>
           <w:sz w:val="28"/>
         </w:rPr>
-        <w:t>Реализован полный набор CRUD-операций в app/database/db.py. Функция save_domain_markup использует SQLite UPSERT через ON CONFLICT для атомарного обновления разметки. Функция list_domain_markups возвращает все разметки отсортированными по времени обновления. Все операции асинхронные через context manager async with aiosqlite.connect(), что обеспечивает корректное закрытие соединений даже при исключениях.</w:t>
+        <w:t>Особый момент в db.py — функция save_domain_markup, она делает UPSERT через ON CONFLICT. То есть если разметка для домена уже есть и пользователь дёргает /selectors/generate ещё раз (например, сайт переехал), старая запись перезаписывается атомарно. Без UPSERT пришлось бы делать SELECT, проверять, потом INSERT или UPDATE — это две лишние round-trip и потенциальная гонка.</w:t>
       </w:r>
     </w:p>
     <w:p>
@@ -2168,7 +1973,7 @@
           <w:color w:val="000000"/>
           <w:sz w:val="26"/>
         </w:rPr>
-        <w:t>4.3.4. Эвристический поиск элементов (модернизация)</w:t>
+        <w:t>4.3.4. Эвристика поиска кнопок</w:t>
       </w:r>
     </w:p>
     <w:p>
@@ -2183,7 +1988,7 @@
           <w:i w:val="0"/>
           <w:sz w:val="28"/>
         </w:rPr>
-        <w:t>На финальном этапе проекта по требованию заказчика реализован модуль интерактивных действий. Моя зона ответственности в этом модуле — разработка алгоритма эвристического поиска кликабельных элементов (app/scraper/element_finder.py). Михаил отвечал за интеграцию с Playwright и логику собственно клика, я — за интеллектуальный подбор CSS-селектора.</w:t>
+        <w:t>На финальной стадии, когда руководитель попросил интерактивные действия, моя задача была — придумать, как универсально искать кнопки на любом интернет-магазине без жёстких правил под конкретный сайт. Получился модуль element_finder.py — система эвристического скоринга.</w:t>
       </w:r>
     </w:p>
     <w:p>
@@ -2198,7 +2003,7 @@
           <w:i w:val="0"/>
           <w:sz w:val="28"/>
         </w:rPr>
-        <w:t>Разработана система скоринга, ранжирующая каждый потенциально-кликабельный элемент (button, a, input[type=submit], div с role=button или onclick) по семи признакам. Точное совпадение текста с известной фразой намерения даёт 20 баллов, содержит фразу — 15, все слова присутствуют — 8. aria-label учитывается с коэффициентом 0.9 от текста, title — с коэффициентом 0.7. Класс или id, соответствующий регулярному выражению (например, /add[-_]?to[-_]?(cart|bag|basket)/), даёт 25 баллов. Атрибут role=button — 5 баллов. Тип тега button — 10, input[type=submit] — 8, a — 4. Anti-pattern'ы («в избранное», «wishlist», «compare») снижают балл на 50. Disabled-кнопки снижают балл на 30. Конкретные веса я подбирал экспериментально на разнообразных примерах, чтобы scoring корректно работал на русских и английских интерфейсах.</w:t>
+        <w:t>Идея простая: проходимся по всем потенциально-кликабельным элементам на странице (button, a, input[type=submit], div с role=button или onclick), и для каждого считаем балл по семи признакам. Точное совпадение текста с фразой намерения — 20 баллов. Текст содержит фразу — 15. Все слова фразы встречаются — 8. aria-label оценивается с коэффициентом 0.9 от текста, title — с коэффициентом 0.7. Класс или id, соответствующий регулярному выражению из словаря (например, /add[-_]?to[-_]?cart/) — 25 баллов. role=button — 5. Тег button сам по себе — 10, input[type=submit] — 8, a — 4.</w:t>
       </w:r>
     </w:p>
     <w:p>
@@ -2213,7 +2018,7 @@
           <w:i w:val="0"/>
           <w:sz w:val="28"/>
         </w:rPr>
-        <w:t>Особое внимание уделил многоязычности. В словаре ADD_TO_CART_TEXTS представлены формулировки на четырёх языках: русский («в корзину», «добавить в корзину», «купить», «заказать», «положить в корзину»), английский («add to cart», «add to bag», «buy now»), французский («ajouter au panier»), немецкий («in den warenkorb»). Аналогичные словари для intent'ов buy_now и open_product. Добавление нового языка — буквально одна строка в словаре, без изменений в основной логике.</w:t>
+        <w:t>Отдельный кусок логики — anti-patterns. «В избранное», «wishlist», «compare», «notify me» снижают балл на 50. Без этого скоринг ошибался: кнопка «Добавить в избранное» по тексту тоже содержит «Добавить», и LLM её путал с корзиной. Disabled-кнопки минус 30. Это нужно, чтобы серая «Закончился» не побеждала активную «В корзину».</w:t>
       </w:r>
     </w:p>
     <w:p>
@@ -2228,7 +2033,37 @@
           <w:i w:val="0"/>
           <w:sz w:val="28"/>
         </w:rPr>
-        <w:t>Разработана функция build_selector, строящая уникальный CSS-селектор для найденного элемента с учётом приоритетов: сначала пытаемся использовать id (если не auto-generated хэш), затем data-testid, data-action, input[name=...], затем уникальную комбинацию классов, в крайнем случае — путь от ближайшего предка с осмысленным id. Особый блок логики — функция _looks_autogenerated, распознающая хэш-классы CSS-in-JS (css-1a2b3c), styled-components (sc-aBcD1), Next.js JSX (jsx-1234567890), Material-UI (MuiButton-root-12345). Такие классы пропускаются, поскольку они меняются между сборками сайта и приводят к нестабильности селекторов.</w:t>
+        <w:t>Многоязычность — словарь ADD_TO_CART_TEXTS. Русский: «в корзину», «купить», «заказать», «положить в корзину». Английский: «add to cart», «add to bag», «buy now», «purchase». Французский: «ajouter au panier». Немецкий: «in den warenkorb». Добавить новый язык — одна строка в словаре.</w:t>
+      </w:r>
+    </w:p>
+    <w:p>
+      <w:pPr>
+        <w:spacing w:line="360" w:lineRule="auto"/>
+        <w:ind w:firstLine="709"/>
+      </w:pPr>
+      <w:r>
+        <w:rPr>
+          <w:rFonts w:ascii="Times New Roman" w:hAnsi="Times New Roman" w:cs="Times New Roman" w:eastAsia="Times New Roman"/>
+          <w:b w:val="0"/>
+          <w:i w:val="0"/>
+          <w:sz w:val="28"/>
+        </w:rPr>
+        <w:t>Минимальный порог — 30 баллов. Меньше — считаем что эвристика не уверена. В этом случае Михаил в interactor дёргает LLM-fallback: тот же HTML отправляется в модель с просьбой вернуть селектор и confidence. Если confidence &lt; 50, возвращаем not_found. Это важно — лучше честно сказать «не нашёл», чем кликнуть наугад.</w:t>
+      </w:r>
+    </w:p>
+    <w:p>
+      <w:pPr>
+        <w:spacing w:line="360" w:lineRule="auto"/>
+        <w:ind w:firstLine="709"/>
+      </w:pPr>
+      <w:r>
+        <w:rPr>
+          <w:rFonts w:ascii="Times New Roman" w:hAnsi="Times New Roman" w:cs="Times New Roman" w:eastAsia="Times New Roman"/>
+          <w:b w:val="0"/>
+          <w:i w:val="0"/>
+          <w:sz w:val="28"/>
+        </w:rPr>
+        <w:t>Отдельная функция build_selector собирает уникальный CSS-селектор для найденного элемента. Приоритеты: сначала id (если не похож на авто-генерированный хэш), потом data-testid, data-action, input[name=...], потом tag с осмысленными классами, в крайнем случае — путь от ближайшего предка с осмысленным id. Главное — отсекать хэш-классы CSS-in-JS, styled-components, JSX, Material-UI. Функция _looks_autogenerated по регуляркам ловит css-1a2b3c, sc-aBcD1, jsx-1234567890, MuiButton-root-12345 — все эти штуки меняются при каждой сборке сайта и приводят к нестабильным селекторам.</w:t>
       </w:r>
     </w:p>
     <w:p>
@@ -2259,7 +2094,7 @@
           <w:i w:val="0"/>
           <w:sz w:val="28"/>
         </w:rPr>
-        <w:t>Помимо разработки кода я отвечал за обеспечение качества всей системы. Спроектирована трёхуровневая стратегия тестирования. На уровне unit покрываются отдельные функции без сети и базы данных. На уровне integration используется реальный экземпляр FastAPI приложения и временная SQLite-база, но внешние вызовы Playwright и LLM API мокируются через unittest.mock. На уровне end-to-end выполняется ручной прогон через работающий сервер на синтетических фикстурах и реальных интернет-магазинах.</w:t>
+        <w:t>Подход трёхуровневый. Unit — отдельные функции без сети и БД. Integration — реальный FastAPI и временная SQLite, но Playwright и LLM API замоканы через unittest.mock. End-to-end — ручные прогоны через работающий сервер на синтетике и реальных сайтах.</w:t>
       </w:r>
     </w:p>
     <w:p>
@@ -2274,7 +2109,7 @@
           <w:i w:val="0"/>
           <w:sz w:val="28"/>
         </w:rPr>
-        <w:t>Разработано 139 автоматизированных тестов в 10 модулях. Лично я написал тесты, относящиеся к моей кодовой зоне: test_schemas.py (16 тестов Pydantic-валидации), test_applier.py (19 тестов применения CSS-селекторов и нормализации цены/артикула), test_toon.py (12 тестов сериализатора с проверкой порядка полей и экранирования), test_database.py (8 тестов CRUD SQLite), test_selectors_api.py (9 тестов CSS-эндпоинтов с моками), test_element_finder.py (20 тестов эвристики на многоязычных примерах). Тесты test_cleaner.py, test_llm_parser.py, test_api.py и test_interact_api.py написаны Михаилом совместно со мной — я отвечал за code review и валидацию покрытия.</w:t>
+        <w:t>Всего получилось 139 автотестов в 10 модулях. Прогоняются за секунду — потому что внешние API замоканы, никаких сетевых запросов. Это позволяет крутить тесты в CI на каждом коммите. Моими руками написаны тесты, относящиеся к моим модулям: test_schemas.py (16 тестов Pydantic-валидации), test_applier.py (19 тестов применения CSS и нормализации цены/артикула), test_toon.py (12 тестов сериализатора), test_database.py (8 тестов SQLite CRUD), test_selectors_api.py (9 тестов /selectors/* эндпоинтов), test_element_finder.py (20 тестов скоринга). Тесты для модулей Михаила писали вместе — он набрасывал каркас, я делал code review и дорабатывал.</w:t>
       </w:r>
     </w:p>
     <w:p>
@@ -2289,7 +2124,7 @@
           <w:i w:val="0"/>
           <w:sz w:val="28"/>
         </w:rPr>
-        <w:t>Проведены end-to-end тесты на синтетической фикстуре sample_product.html с эталонными значениями из ТЗ Parsmart, на реальном сайте books.toscrape.com с двумя разными книгами для демонстрации переиспользования селекторов без LLM, на демонстрационном demoblaze.com, на сайтах automationexercise.com и scrapingclub.com. На завершающем этапе проведены прогоны на крупных российских маркетплейсах: Wildberries, Ozon, DNS-shop, М.Видео, Citilink. Все результаты задокументированы в файлах docs/testing.md и docs/testing_results.md с подробными логами каждого шага.</w:t>
+        <w:t>Из end-to-end самое интересное — books.toscrape.com. Это официальный демо-сайт для тестирования парсеров. Сгенерировал селекторы по странице «A Light in the Attic», получил корректные .product_page h1 и .product_main .price_color. Применил эти же селекторы к ДРУГОЙ книге того же домена — «Tipping the Velvet». Без вызова LLM, чистый BeautifulSoup. Получил title=«Tipping the Velvet», price=53.74, article=«90fa61229261140a». Это в точности то поведение, которое описано в задании Parsmart.</w:t>
       </w:r>
     </w:p>
     <w:p>
@@ -2304,7 +2139,7 @@
           <w:i w:val="0"/>
           <w:sz w:val="28"/>
         </w:rPr>
-        <w:t>Ключевая демонстрация качества: на books.toscrape.com сгенерированные селекторы корректно применились к двум разным книгам без повторного вызова LLM («A Light in the Attic» — £51.77, «Tipping the Velvet» — £53.74). На Wildberries система успешно прошла антибот-защиту: интерактивное действие add_to_cart было выполнено корректно — LLM подобрал селектор .product-card__add-basket.j-add-to-basket с confidence 90, клик отработал.</w:t>
+        <w:t>На Wildberries протестировали интерактивное действие. URL /catalog/192222089/detail.aspx, action=add_to_cart. Эвристика дала score 29 — это ниже порога 30, поэтому пошёл LLM-fallback. GPT-4o-mini вернул селектор .product-card__add-basket.j-add-to-basket с confidence 90 и обоснованием «This element has a clear class name indicating it is the add-to-basket button». Клик прошёл за 16 секунд.</w:t>
       </w:r>
     </w:p>
     <w:p>
@@ -2320,7 +2155,7 @@
           <w:color w:val="000000"/>
           <w:sz w:val="26"/>
         </w:rPr>
-        <w:t>4.3.6. Выявленные проблемы и решения</w:t>
+        <w:t>4.3.6. Где спотыкался</w:t>
       </w:r>
     </w:p>
     <w:p>
@@ -2335,7 +2170,7 @@
           <w:i w:val="0"/>
           <w:sz w:val="28"/>
         </w:rPr>
-        <w:t>При разработке генератора CSS-селекторов основной проблемой стали галлюцинации языковой модели. На сложных страницах LLM иногда придумывала несуществующие классы или возвращала синтаксически невалидный CSS. Решением стала автоматическая валидация: каждый сгенерированный селектор сразу проверяется на исходной HTML-странице через BeautifulSoup. Невалидные селекторы сбрасываются в null с записью текстового пояснения в поле markdownComments. Это превратило недостаток (галлюцинации LLM) в преимущество (прозрачную систему обратной связи для пользователя).</w:t>
+        <w:t>Дольше всего возился с галлюцинациями LLM при генерации селекторов. На страницах с сотнями классов в DOM модель иногда придумывала классы, которых там нет. Сначала просто ловил пустые результаты в апплаере и не понимал, в чём дело. Потом сделал валидатор — теперь сразу видно, что селектор выдуман, и он отбрасывается.</w:t>
       </w:r>
     </w:p>
     <w:p>
@@ -2350,7 +2185,7 @@
           <w:i w:val="0"/>
           <w:sz w:val="28"/>
         </w:rPr>
-        <w:t>При проектировании Pydantic-моделей сложным оказался баланс между строгостью валидации и пропуском «грязных» данных. Слишком жёсткие правила приводили к тому, что валидные ответы LLM отбрасывались (например, если LLM возвращал цену с пробелом). Слишком мягкие — пропускали явный мусор. Решением стали custom-валидаторы с pre-обработкой: например, валидатор цены сначала нормализует строку (убирает пробелы, символы валюты, заменяет запятую на точку), а потом уже проверяет числовое значение. Это позволило быть толерантным к форматам ввода при сохранении семантической строгости результата.</w:t>
+        <w:t>С Pydantic был неочевидный момент с custom-валидаторами. Хотелось одновременно и нормализовать значение (например, распарсить «1 999,99 ₽» в float), и провалидировать. Сначала разделял на два валидатора — один pre-обработка, второй проверка диапазона. Потом понял что это лишнее: можно один field_validator с режимом mode='before' который сразу делает обе вещи. Стало чище.</w:t>
       </w:r>
     </w:p>
     <w:p>
@@ -2365,7 +2200,7 @@
           <w:i w:val="0"/>
           <w:sz w:val="28"/>
         </w:rPr>
-        <w:t>При разработке эвристики поиска кнопок основной сложностью стало правильное балансирование весов. Я перебрал десятки вариантов на тестовом наборе кнопок с реальных сайтов, прежде чем нашёл стабильный режим: точное совпадение текста (20) важнее class-паттернов (25), но class-паттерны достаточно сильны чтобы перекрыть тег-бонус. Anti-pattern'ы (-50) полностью отменяют положительные баллы, что критично для отсечения «избранного».</w:t>
+        <w:t>При проектировании эвристики поиска кнопок самым сложным оказался подбор весов. Что важнее: точное совпадение текста (20 баллов) или класс-паттерн (25)? Поэкспериментировал на десятке реальных сайтов: пришёл к тому, что текст всё-таки должен побеждать класс на коротких страницах, а класс — на сложных. В итоге оба сигнала складываются (не максимум), плюс anti-patterns с весом -50 — этого достаточно, чтобы «В избранное» никогда не побеждала «В корзину».</w:t>
       </w:r>
     </w:p>
     <w:p>
@@ -2380,7 +2215,7 @@
           <w:i w:val="0"/>
           <w:sz w:val="28"/>
         </w:rPr>
-        <w:t>При e2e-тестировании на маркетплейсах сложностью оказалась субъективность ground truth. Для некоторых страниц неочевидно, какое именно название считать правильным — краткое из H1 или расширенное с дополнительными характеристиками. Также LLM-модели иногда выдают разные результаты при повторных запросах даже при температуре 0.0. Решением стало введение confidence score для маркировки результатов, требующих ручной проверки, и chunking тестового датасета на детерминированные (синтетические фикстуры) и стохастические (реальные сайты) компоненты.</w:t>
+        <w:t>На реальных маркетплейсах ground truth субъективен. На странице iPhone в Wildberries есть и основной товар, и блок «Все 68 предложений от 70 120 ₽» с альтернативными продавцами. Что считать правильным title? Я выбрал — главный из h1, остальные игнорируем. Это записал в test-фикстуры и критерии разметки. Без чёткого критерия результаты считать невозможно — для одной и той же страницы получается «70% точности» или «20%» в зависимости от того, как разметить.</w:t>
       </w:r>
     </w:p>
     <w:p>
@@ -2396,7 +2231,7 @@
           <w:color w:val="000000"/>
           <w:sz w:val="26"/>
         </w:rPr>
-        <w:t>4.3.7. Дальнейшее развитие</w:t>
+        <w:t>4.3.7. Что хочется доделать</w:t>
       </w:r>
     </w:p>
     <w:p>
@@ -2411,7 +2246,7 @@
           <w:i w:val="0"/>
           <w:sz w:val="28"/>
         </w:rPr>
-        <w:t>По линии CSS-селекторов планируется добавление поддержки cartPage и orderPage в генератор (сейчас они только в схеме, но LLM-промпт пока работает только для productPage). Это требует разработки специализированных промптов для каждого типа страницы и логики автоматической классификации (определить, что текущая страница — карточка товара, корзина или checkout).</w:t>
+        <w:t>По CSS-селекторам — научить генератор работать с cartPage и orderPage, не только с productPage. Сейчас модели ProductPageSelectors есть, а CartPageSelectors и OrderPageSelectors объявлены, но генератор для них не написан. Нужен ещё один промпт и логика автоматической классификации страницы — карточка товара или корзина.</w:t>
       </w:r>
     </w:p>
     <w:p>
@@ -2426,7 +2261,7 @@
           <w:i w:val="0"/>
           <w:sz w:val="28"/>
         </w:rPr>
-        <w:t>По линии слоя данных планируется миграция с SQLite на PostgreSQL для production-нагрузок. Интерфейс модуля app/database/db.py построен абстрактно, миграция требует только замены драйвера (aiosqlite → asyncpg) и адаптации SQL-диалекта. Также перспективно добавление Redis-кэша для горячих разметок и истории парсинга.</w:t>
+        <w:t>По слою данных — миграция на PostgreSQL для прод-нагрузок. Интерфейс модуля db.py написан абстрактно, замена aiosqlite на asyncpg займёт пару часов. Плюс кэш в Redis для горячих разметок.</w:t>
       </w:r>
     </w:p>
     <w:p>
@@ -2441,7 +2276,7 @@
           <w:i w:val="0"/>
           <w:sz w:val="28"/>
         </w:rPr>
-        <w:t>По линии эвристики поиска планируется расширение поддерживаемых интентов: leave_review (оставить отзыв), select_option (выбор размера/цвета), apply_filter (применение фильтра в каталоге), subscribe (подписка на email). Каждый новый intent — это запись в словарь INTENTS из пяти строк, никаких изменений в основном коде.</w:t>
+        <w:t>По эвристике — добавить новые intent'ы. Сейчас три: add_to_cart, buy_now, open_product. Хочется ещё leave_review, select_option (выбор размера/цвета), apply_filter в каталоге. Каждый — пять строк в словаре INTENTS, в остальном коде ничего менять не надо.</w:t>
       </w:r>
     </w:p>
     <w:p>
@@ -2456,7 +2291,7 @@
           <w:i w:val="0"/>
           <w:sz w:val="28"/>
         </w:rPr>
-        <w:t>По линии тестирования планируется внедрение системы benchmark-тестирования для сравнительного анализа различных языковых моделей на едином датасете: Llama 3.1 8B/70B, Mistral 7B, GPT-4o-mini/GPT-4o, Claude 3.5 Haiku. Также эксперименты с промпт-инженерией: длина инструкций, few-shot learning с примерами успешного извлечения, специализированные промпты для конкретных маркетплейсов. Перспективна разработка системы автоматической детекции изменений в дизайне сайтов с триггерной регенерацией селекторов и post-processing эвристик (фильтрация нереалистичных цен, валидация форматов артикулов).</w:t>
+        <w:t>По тестированию — собрать benchmark на разных моделях. Сравнить Llama 3.1 8B, Llama 3.1 70B, Mistral 7B, GPT-4o-mini, GPT-4o, Claude 3.5 Haiku на одном датасете. Прикинуть стоимость и точность каждой. Также эксперимент с few-shot learning — добавить в промпт примеры удачных селекторов и посмотреть, насколько лучше станут результаты.</w:t>
       </w:r>
     </w:p>
     <w:p>
@@ -2493,7 +2328,7 @@
           <w:color w:val="000000"/>
           <w:sz w:val="28"/>
         </w:rPr>
-        <w:t>5.1. REST API на FastAPI</w:t>
+        <w:t>5.1. REST API</w:t>
       </w:r>
     </w:p>
     <w:p>
@@ -2508,22 +2343,7 @@
           <w:i w:val="0"/>
           <w:sz w:val="28"/>
         </w:rPr>
-        <w:t>Backend реализован на FastAPI с поддержкой асинхронной обработки. Эндпоинты разделены на четыре группы. Первая группа — прямое извлечение: POST /api/parse запускает обработку, GET /api/results возвращает историю с пагинацией, GET /api/results/{id} — конкретную запись, DELETE /api/results очищает историю. Вторая группа — CSS-селекторы по постановке Parsmart: POST /api/selectors/generate генерирует селекторы по опорной странице, POST /api/selectors/apply применяет их к новому URL без обращения к LLM, GET /api/selectors возвращает список сохранённых разметок, GET /api/selectors/export.toon выгружает их в формате TOON, совместимом с примером domains.toon из задания.</w:t>
-      </w:r>
-    </w:p>
-    <w:p>
-      <w:pPr>
-        <w:spacing w:line="360" w:lineRule="auto"/>
-        <w:ind w:firstLine="709"/>
-      </w:pPr>
-      <w:r>
-        <w:rPr>
-          <w:rFonts w:ascii="Times New Roman" w:hAnsi="Times New Roman" w:cs="Times New Roman" w:eastAsia="Times New Roman"/>
-          <w:b w:val="0"/>
-          <w:i w:val="0"/>
-          <w:sz w:val="28"/>
-        </w:rPr>
-        <w:t>Третья группа — интерактивные действия: POST /api/interact универсальная ручка для любого действия, POST /api/cart/add шорткат для добавления в корзину, GET /api/interactions/runs история всех интерактивных запусков, GET /api/interactions/runs/{id} детали с полным техническим логом. Четвёртая группа — служебные: GET /health для health-check, POST /api/interactions для записи пользовательских действий.</w:t>
+        <w:t>FastAPI выбрали из-за нативного async, автоматического Swagger UI и интеграции с Pydantic. Эндпоинты разделены на четыре группы. Прямое извлечение: POST /api/parse, GET /api/results, GET /api/results/{id}, DELETE /api/results. CSS-селекторы по заданию Parsmart: POST /api/selectors/generate, POST /api/selectors/apply, GET /api/selectors, GET /api/selectors/export.toon (выгрузка в TOON-формате как в задании). Интерактивные действия: POST /api/interact, POST /api/cart/add (шорткат для самого популярного действия), GET /api/interactions/runs, GET /api/interactions/runs/{id}. Служебные: GET /health, POST /api/interactions.</w:t>
       </w:r>
     </w:p>
     <w:p>
@@ -2554,7 +2374,7 @@
           <w:i w:val="0"/>
           <w:sz w:val="28"/>
         </w:rPr>
-        <w:t>Типичная страница интернет-магазина содержит 200–500 килобайт сырого HTML, что многократно превышает контекстное окно бесплатных моделей. Модуль HTMLCleaner выполняет агрессивную очистку и компактификацию документа до 12 тысяч символов в режиме извлечения и до 20 тысяч в интерактивном режиме.</w:t>
+        <w:t>У типичной страницы Wildberries сырой HTML — 1.6 МБ. В контекст бесплатной Llama 3.1 8B такое не помещается. BeautifulSoup отжимает документ до 12 тысяч символов в обычном режиме и до 20 тысяч в интерактивном.</w:t>
       </w:r>
     </w:p>
     <w:p>
@@ -2569,7 +2389,7 @@
           <w:i w:val="0"/>
           <w:sz w:val="28"/>
         </w:rPr>
-        <w:t>Алгоритм очистки состоит из четырёх шагов. На первом удаляются теги script, style, noscript, iframe, svg, meta, link, head, footer, nav, aside, header, form (последний — только в режиме извлечения, в интерактивном режиме формы сохраняются). На втором прореживаются атрибуты: для извлечения остаются src, href, alt, class, data-article, data-sku, id; для интерактивного режима дополнительно сохраняются aria-label, role, type, name, value, data-action, data-event, data-testid, onclick, disabled. На третьем итеративно удаляются пустые контейнеры. На четвёртом выполняется сжатие пробельных символов и адаптивное усечение.</w:t>
+        <w:t>Алгоритм такой: сначала вырезаем теги-помойку (script, style, noscript, iframe, svg, meta, link, head, footer, nav, aside, header). В обычном режиме сюда же идут form, button, input — они мешают извлечению. В интерактивном режиме наоборот: form/button/input сохраняем, плюс атрибуты aria-label, role, data-action, onclick, disabled — без них element_finder не работает. Дальше у оставшихся тегов чистим атрибуты — оставляем только class, src, href, alt, id и data-*. Итеративно удаляем пустые контейнеры. В конце сжимаем пробелы и обрезаем до лимита (для длинных страниц берём начало и конец, середину выкидываем — там обычно реклама и блок «похожие товары»).</w:t>
       </w:r>
     </w:p>
     <w:p>
@@ -2585,7 +2405,7 @@
           <w:color w:val="000000"/>
           <w:sz w:val="28"/>
         </w:rPr>
-        <w:t>5.3. Режим CSS-селекторов с экспортом в TOON</w:t>
+        <w:t>5.3. CSS-селекторы и TOON</w:t>
       </w:r>
     </w:p>
     <w:p>
@@ -2600,7 +2420,7 @@
           <w:i w:val="0"/>
           <w:sz w:val="28"/>
         </w:rPr>
-        <w:t>Главное архитектурное решение проекта — кэшировать CSS-селекторы, а не сырые данные парсинга. В этом режиме LLM вызывается только один раз на домен: при обработке опорной страницы товара модель возвращает JSON с CSS-селекторами для шести полей: name, price, currency, pictures, category, article.</w:t>
+        <w:t>Главное архитектурное решение проекта — кэшировать CSS-селекторы, а не сами данные. LLM спрашиваем один раз на домен. На вход опорная страница товара, на выходе JSON с шестью селекторами: name, price, currency, pictures, category, article.</w:t>
       </w:r>
     </w:p>
     <w:p>
@@ -2615,7 +2435,7 @@
           <w:i w:val="0"/>
           <w:sz w:val="28"/>
         </w:rPr>
-        <w:t>Селекторы проходят автоматическую валидацию на исходной странице. Если селектор синтаксически некорректен или ничего не находит, он сбрасывается в null, а в поле markdownComments разметки добавляется соответствующее предупреждение. Это критически важно: языковые модели иногда галлюцинируют, придумывая несуществующие CSS-классы. Валидация защищает от таких ошибок.</w:t>
+        <w:t>Каждый сгенерированный селектор тут же проверяется на исходной странице через BeautifulSoup. Если ничего не находит — null и пометка в markdownComments. Это защита от галлюцинаций модели, которая иногда придумывает классы вроде .product-deluxe-superpremium, которых на странице нет.</w:t>
       </w:r>
     </w:p>
     <w:p>
@@ -2630,7 +2450,7 @@
           <w:i w:val="0"/>
           <w:sz w:val="28"/>
         </w:rPr>
-        <w:t>Валидированная разметка сохраняется в SQLite через UPSERT по ключу домена. Дальнейшая обработка любых URL того же домена выполняется без вызова LLM: модуль applier применяет сохранённые селекторы через BeautifulSoup, нормализует цену (удаление пробелов, символов валюты, нормализация запятой и точки), нормализует артикул (склейка пробелов внутри числовой последовательности), абсолютизирует относительные URL изображений. Это даёт скорость классических парсеров при универсальности AI.</w:t>
+        <w:t>Валидированная разметка ложится в SQLite через UPSERT по ключу домена. Дальше любые URL того же магазина обрабатываются модулем applier без вызова LLM — обычный BeautifulSoup плюс нормализация цены и артикула. Это даёт скорость классических парсеров и универсальность AI: одна генерация покрывает тысячу страниц.</w:t>
       </w:r>
     </w:p>
     <w:p>
@@ -2645,7 +2465,7 @@
           <w:i w:val="0"/>
           <w:sz w:val="28"/>
         </w:rPr>
-        <w:t>Сохранённые разметки могут быть выгружены через GET /api/selectors/export.toon в формате TOON, совместимом с примером domains.toon из задания Parsmart. Сериализатор поддерживает все конструкции формата: нумерованные массивы domains[N] и markdownComments[N], вложенные объекты productPage, cartPage, orderPage; стабильный порядок полей; корректное экранирование кавычек.</w:t>
+        <w:t>Экспорт в TOON через GET /api/selectors/export.toon формирует файл по эталонной структуре из задания Parsmart. Сериализатор поддерживает все нужные конструкции: нумерованные массивы (domains[N], markdownComments[N]), вложенные объекты (productPage, cartPage, orderPage), стабильный порядок полей, экранирование кавычек.</w:t>
       </w:r>
     </w:p>
     <w:p>
@@ -2676,7 +2496,7 @@
           <w:i w:val="0"/>
           <w:sz w:val="28"/>
         </w:rPr>
-        <w:t>Реализация модуля интерактивных действий — ответ на финальное требование заказчика. Цель: система должна не только читать страницу, но и взаимодействовать с ней — нажимать кнопки, добавлять товары в корзину. Критическое требование универсальности: решение должно работать с разными интернет-магазинами без переписывания кода под каждый сайт.</w:t>
+        <w:t>Эту фичу попросил руководитель на финале. По задаче: сервис должен не только читать страницу, но и нажимать кнопки, добавлять в корзину. Универсально, без жёстких правил под конкретный магазин.</w:t>
       </w:r>
     </w:p>
     <w:p>
@@ -2691,7 +2511,7 @@
           <w:i w:val="0"/>
           <w:sz w:val="28"/>
         </w:rPr>
-        <w:t>Для выполнения этих требований реализован модуль element_finder с системой эвристического скоринга. Каждый потенциально-кликабельный элемент (button, a, input[type=submit], div с role=button или onclick) получает баллы по нескольким признакам. Точное совпадение текста с известной фразой даёт 20 баллов, содержит фразу — 15, все слова присутствуют — 8. Класс или id, соответствующий регулярному выражению (например, add-to-cart, buy-now), даёт 25 баллов. role=button — 5. Тег button — 10, input[type=submit] — 8, a — 4. Anti-pattern'ы (избранное, wishlist) снижают балл на 50. Disabled-кнопки снижают на 30. Глубокая вложенность — на 3.</w:t>
+        <w:t>Сначала Даниил написал element_finder с системой эвристического скоринга. Каждый потенциально-кликабельный элемент (button, a, input[type=submit], div с role=button или onclick) получает баллы по нескольким признакам. Точное совпадение текста — 20 баллов, частичное — 15, все слова встречаются — 8. Класс или id под регулярку — 25. role=button — 5. Тег button — 10, input[type=submit] — 8, a — 4. Anti-patterns («избранное», «wishlist», «compare») — минус 50. Disabled-кнопки — минус 30.</w:t>
       </w:r>
     </w:p>
     <w:p>
@@ -2706,7 +2526,7 @@
           <w:i w:val="0"/>
           <w:sz w:val="28"/>
         </w:rPr>
-        <w:t>Многоязычность реализована через словарь фраз для каждого намерения. Для add_to_cart поддерживаются «в корзину», «купить», «заказать», «add to cart», «buy now», «purchase», «ajouter au panier», «in den warenkorb», «agregar al carrito» и десятки других. Добавление нового языка — одна строка в словаре.</w:t>
+        <w:t>Многоязычность через словарь фраз для каждого намерения. Для add_to_cart поддерживаются русские формулировки («в корзину», «купить», «заказать»), английские («add to cart», «buy now», «purchase»), французские и немецкие. Новый язык — одна строка в словаре.</w:t>
       </w:r>
     </w:p>
     <w:p>
@@ -2721,7 +2541,7 @@
           <w:i w:val="0"/>
           <w:sz w:val="28"/>
         </w:rPr>
-        <w:t>Минимальный порог уверенности эвристики — 30 баллов. Если score ниже, выполняется LLM-fallback: модель получает очищенный HTML и возвращает JSON с предложенным CSS-селектором, уровнем confidence от 0 до 100 и текстовым обоснованием. Если LLM возвращает confidence ниже 50 или None — система корректно возвращает status=not_found без попыток случайного клика. Это критически важно: лучше честно сообщить о ненайденном элементе, чем кликнуть не туда.</w:t>
+        <w:t>Минимальный порог уверенности — 30 баллов. Меньше — Михаил в interactor дёргает LLM-fallback: модель получает очищенный HTML и возвращает JSON с предложенным селектором, confidence от 0 до 100 и обоснованием. Если confidence ниже 50 — возвращаем not_found без попыток клика наугад. Это важно: лучше честно сказать «не нашёл», чем кликнуть не туда.</w:t>
       </w:r>
     </w:p>
     <w:p>
@@ -2736,7 +2556,7 @@
           <w:i w:val="0"/>
           <w:sz w:val="28"/>
         </w:rPr>
-        <w:t>Сборка надёжного CSS-селектора (функция build_selector) учитывает приоритеты: id (если не auto-generated хэш) → data-testid → data-action → input[name] → tag с осмысленными классами → path от ближайшего предка с id. Игнорируются хэш-классы CSS-in-JS (css-1a2b3c), styled-components (sc-aBcD1), Next.js (jsx-1234567890), Material-UI (MuiButton-root-12345).</w:t>
+        <w:t>Сборка надёжного селектора (функция build_selector) идёт по приоритетам: id если не похож на хэш, потом data-testid, data-action, input[name=...], потом tag с осмысленными классами, в крайнем случае путь от ближайшего предка с id. Игнорируем хэш-классы CSS-in-JS (css-1a2b3c), styled-components (sc-aBcD1), Next.js (jsx-1234567890), Material-UI (MuiButton-root-12345).</w:t>
       </w:r>
     </w:p>
     <w:p>
@@ -2751,7 +2571,7 @@
           <w:i w:val="0"/>
           <w:sz w:val="28"/>
         </w:rPr>
-        <w:t>Сам клик выполняется через Playwright с подробным логированием каждого шага: goto, page_loaded, heuristic, candidate (с score), llm (если был fallback), click, post_click_wait, done. Все шаги с timestamp_ms сохраняются в БД в поле log_json для последующего анализа.</w:t>
+        <w:t>Сам клик выполняется через Playwright. Все шаги пишутся в лог: goto, page_loaded, heuristic, candidate (с score), llm (если был fallback), click, post_click_wait, done. Каждый шаг с timestamp_ms — потом можно посмотреть в БД историю взаимодействия и понять, что произошло.</w:t>
       </w:r>
     </w:p>
     <w:p>
@@ -2803,7 +2623,7 @@
           <w:i w:val="0"/>
           <w:sz w:val="28"/>
         </w:rPr>
-        <w:t>Применена трёхуровневая стратегия тестирования. На уровне unit покрываются отдельные функции без сети и базы данных. На уровне integration используется реальный экземпляр FastAPI приложения и временная SQLite-база, но внешние вызовы Playwright и LLM API мокируются через unittest.mock. На уровне end-to-end выполняется ручной прогон через работающий сервер на синтетических фикстурах и реальных интернет-магазинах.</w:t>
+        <w:t>Подход трёхуровневый. Unit — отдельные функции без сети и БД. Integration — реальный FastAPI и временная SQLite, но Playwright и LLM API замоканы через unittest.mock. End-to-end — ручные прогоны через работающий сервер на синтетических фикстурах и реальных сайтах.</w:t>
       </w:r>
     </w:p>
     <w:p>
@@ -2818,7 +2638,7 @@
           <w:i w:val="0"/>
           <w:sz w:val="28"/>
         </w:rPr>
-        <w:t>Всего реализовано 139 автоматизированных тестов в 10 модулях. Время полного прогона на одной машине — менее одной секунды, поскольку внешние API замокированы. Это позволяет запускать тесты в CI/CD-пайплайне без подключения к сети.</w:t>
+        <w:t>Всего 139 автотестов в 10 модулях. Полный прогон — секунда, потому что внешние API замоканы. Это позволяет крутить тесты в CI на каждом коммите без подключения к интернету.</w:t>
       </w:r>
     </w:p>
     <w:p>
@@ -2834,7 +2654,7 @@
           <w:color w:val="000000"/>
           <w:sz w:val="28"/>
         </w:rPr>
-        <w:t>6.2. Распределение тестов по модулям</w:t>
+        <w:t>6.2. Что покрыто</w:t>
       </w:r>
     </w:p>
     <w:p>
@@ -2849,7 +2669,7 @@
           <w:i w:val="0"/>
           <w:sz w:val="28"/>
         </w:rPr>
-        <w:t>test_schemas.py — 16 тестов Pydantic-валидации: URL должен начинаться с http(s), не быть пустым, не превышать 2048 символов; цена положительная и реалистичная; пустое название превращается в None.</w:t>
+        <w:t>test_schemas.py (16 тестов): Pydantic-валидация. URL должен начинаться с http(s), не быть пустым, не длиннее 2048 символов. Цена положительная и реалистичная (меньше 10 млн). Пустое название становится None.</w:t>
       </w:r>
     </w:p>
     <w:p>
@@ -2864,7 +2684,7 @@
           <w:i w:val="0"/>
           <w:sz w:val="28"/>
         </w:rPr>
-        <w:t>test_cleaner.py — 11 тестов очистки HTML: script/style удаляются, img src сохраняется, пустые контейнеры удаляются, HTML усечётся при превышении лимита.</w:t>
+        <w:t>test_cleaner.py (11): script и style удаляются, у img сохраняется src, пустые контейнеры выкидываются, длинный HTML усекается.</w:t>
       </w:r>
     </w:p>
     <w:p>
@@ -2879,7 +2699,7 @@
           <w:i w:val="0"/>
           <w:sz w:val="28"/>
         </w:rPr>
-        <w:t>test_llm_parser.py — 12 тестов: _extract_json парсит чистый JSON, JSON в markdown, с trailing comma, с null-полями; _normalize обрабатывает «1 990₽» → 1990.0 и альтернативные имена полей; extract_product_data корректно использует LangChain и fallback.</w:t>
+        <w:t>test_llm_parser.py (12): _extract_json парсит чистый JSON, JSON в markdown, с trailing comma, с null. Нормализация «1 990₽» → 1990.0 и альтернативных имён полей (name вместо title).</w:t>
       </w:r>
     </w:p>
     <w:p>
@@ -2894,7 +2714,7 @@
           <w:i w:val="0"/>
           <w:sz w:val="28"/>
         </w:rPr>
-        <w:t>test_applier.py — 19 тестов: validate_selectors отбрасывает несуществующие селекторы; apply_selectors извлекает поля и абсолютизирует URL; _normalize_price парсит разные форматы цен; _normalize_article корректно работает с SKU и числовыми артикулами.</w:t>
+        <w:t>test_applier.py (19): валидация селекторов отбрасывает несуществующие. Apply извлекает поля и абсолютизирует URL. Цена парсится в нескольких форматах. Артикул нормализуется корректно.</w:t>
       </w:r>
     </w:p>
     <w:p>
@@ -2909,7 +2729,7 @@
           <w:i w:val="0"/>
           <w:sz w:val="28"/>
         </w:rPr>
-        <w:t>test_toon.py — 12 тестов сериализатора: пустой список → domains[0]; null-селекторы не попадают в выход; комментарии нумеруются с 1; кавычки экранируются; порядок полей productPage стабилен (category, currency, name, pictures, price, article).</w:t>
+        <w:t>test_toon.py (12): пустой список → domains[0], null-селекторы не попадают в выход, комментарии нумеруются с 1, кавычки экранируются, порядок полей productPage стабильный.</w:t>
       </w:r>
     </w:p>
     <w:p>
@@ -2924,7 +2744,7 @@
           <w:i w:val="0"/>
           <w:sz w:val="28"/>
         </w:rPr>
-        <w:t>test_database.py — 8 тестов CRUD: save и get parsed_products, save error без полей, count, history, raw_response сохраняется.</w:t>
+        <w:t>test_database.py (8): save и get parsed_products, обработка error без полей, корректная история, raw_response сохраняется.</w:t>
       </w:r>
     </w:p>
     <w:p>
@@ -2939,7 +2759,7 @@
           <w:i w:val="0"/>
           <w:sz w:val="28"/>
         </w:rPr>
-        <w:t>test_api.py — 13 тестов endpoints: health, results empty, parse с моками, parse fetch error, results not found, interactions, clear.</w:t>
+        <w:t>test_api.py (13): /health, /api/results, /api/parse с моками, ошибка fetch возвращается со статусом success+error, 404 на несуществующем id, /api/interactions, очистка.</w:t>
       </w:r>
     </w:p>
     <w:p>
@@ -2954,7 +2774,7 @@
           <w:i w:val="0"/>
           <w:sz w:val="28"/>
         </w:rPr>
-        <w:t>test_selectors_api.py — 9 тестов CSS-режима: invalid URL → 422, success с моками, фильтрация галлюцинированных селекторов, apply без LLM, list, export.toon.</w:t>
+        <w:t>test_selectors_api.py (9): невалидный URL → 422, успех с моками, отбрасывание галлюцинированных селекторов, apply без LLM, list, export.toon.</w:t>
       </w:r>
     </w:p>
     <w:p>
@@ -2969,7 +2789,7 @@
           <w:i w:val="0"/>
           <w:sz w:val="28"/>
         </w:rPr>
-        <w:t>test_element_finder.py — 20 тестов эвристики: русские/английские/французские/немецкие кнопки, anti-patterns, build_selector с приоритетами, _looks_autogenerated для CSS-in-JS.</w:t>
+        <w:t>test_element_finder.py (20): русские/английские/французские/немецкие кнопки, anti-patterns, build_selector с приоритетами, _looks_autogenerated для всех видов хэш-классов.</w:t>
       </w:r>
     </w:p>
     <w:p>
@@ -2984,7 +2804,7 @@
           <w:i w:val="0"/>
           <w:sz w:val="28"/>
         </w:rPr>
-        <w:t>test_interact_api.py — 9 тестов интерактивных endpoints: invalid URL и action → 422, success, not_found, error возвращается со статусом 200 (не 5xx), шорткат /cart/add, история runs.</w:t>
+        <w:t>test_interact_api.py (9): неправильный URL и action → 422, success/not_found/error, шорткат /cart/add, история runs.</w:t>
       </w:r>
     </w:p>
     <w:p>
@@ -3000,7 +2820,7 @@
           <w:color w:val="000000"/>
           <w:sz w:val="28"/>
         </w:rPr>
-        <w:t>6.3. End-to-end тестирование на локальной фикстуре</w:t>
+        <w:t>6.3. Локальная фикстура</w:t>
       </w:r>
     </w:p>
     <w:p>
@@ -3015,7 +2835,7 @@
           <w:i w:val="0"/>
           <w:sz w:val="28"/>
         </w:rPr>
-        <w:t>Подготовлены две HTML-фикстуры. Первая — sample_product.html — повторяет структуру эталонной страницы товара из задания Parsmart с полями name, price, article, image, breadcrumbs. Вторая — product_with_buttons.html — содержит четыре разных кнопки: «В корзину», «В избранное» (anti-pattern), «Купить сейчас», «Закончился» (disabled). Это позволяет проверить корректность scoring system на типичных сценариях.</w:t>
+        <w:t>Файл tests/fixtures/sample_product.html повторяет структуру эталонной страницы из задания Parsmart — со всеми классами из примера. Прямое извлечение через LLM возвращает title «Электрогриль Tefal OptiGrill Elite GC750D30» (точное совпадение с эталоном), article «2006 4875», корректный image_url. Генерация селекторов возвращает name «.m-product .main .name» и pictures «#m-zoomable-image picture img» — оба ТОЧНО совпадают с эталоном из задания. Применение в режиме apply нормализует артикул: «2006 4875» → «20064875».</w:t>
       </w:r>
     </w:p>
     <w:p>
@@ -3030,22 +2850,7 @@
           <w:i w:val="0"/>
           <w:sz w:val="28"/>
         </w:rPr>
-        <w:t>Результаты на sample_product.html. Прямое извлечение через LLM: title «Электрогриль Tefal OptiGrill Elite GC750D30» — совпадает с эталоном; article «2006 4875» — найден; image_url — корректный. Генерация CSS-селекторов: name «.m-product .main .name» точно совпадает с эталоном ТЗ Parsmart; pictures «#m-zoomable-image picture img» точно совпадает с эталоном; article корректен. Применение селекторов в режиме apply (без LLM): артикул автоматически нормализован «2006 4875» → «20064875».</w:t>
-      </w:r>
-    </w:p>
-    <w:p>
-      <w:pPr>
-        <w:spacing w:line="360" w:lineRule="auto"/>
-        <w:ind w:firstLine="709"/>
-      </w:pPr>
-      <w:r>
-        <w:rPr>
-          <w:rFonts w:ascii="Times New Roman" w:hAnsi="Times New Roman" w:cs="Times New Roman" w:eastAsia="Times New Roman"/>
-          <w:b w:val="0"/>
-          <w:i w:val="0"/>
-          <w:sz w:val="28"/>
-        </w:rPr>
-        <w:t>Результаты на product_with_buttons.html. Действие add_to_cart: эвристика нашла #addToCartBtn со score 55.0; LLM не вызывался (score выше порога); клик выполнен успешно; title страницы изменился с «Кофемашина Bosch TKA8633 — Sample Shop» на «Кофемашина Bosch TKA8633 — добавлено в корзину», что подтверждает реальное выполнение JavaScript-обработчика.</w:t>
+        <w:t>Вторая фикстура product_with_buttons.html содержит четыре разных кнопки: «В корзину», «В избранное» (anti-pattern), «Купить сейчас», «Закончился» (disabled). На action=add_to_cart эвристика находит #addToCartBtn со score 55.0. LLM не вызывается (выше порога). Клик через Playwright реально срабатывает — JS-обработчик меняет document.title с «Кофемашина Bosch TKA8633 — Sample Shop» на «Кофемашина Bosch TKA8633 — добавлено в корзину». Это подтверждает, что наша система не просто отправляет click event, а реально взаимодействует со страницей.</w:t>
       </w:r>
     </w:p>
     <w:p>
@@ -3061,22 +2866,7 @@
           <w:color w:val="000000"/>
           <w:sz w:val="28"/>
         </w:rPr>
-        <w:t>6.4. End-to-end тестирование на реальных сайтах</w:t>
-      </w:r>
-    </w:p>
-    <w:p>
-      <w:pPr>
-        <w:spacing w:line="360" w:lineRule="auto"/>
-        <w:ind w:firstLine="709"/>
-      </w:pPr>
-      <w:r>
-        <w:rPr>
-          <w:rFonts w:ascii="Times New Roman" w:hAnsi="Times New Roman" w:cs="Times New Roman" w:eastAsia="Times New Roman"/>
-          <w:b w:val="0"/>
-          <w:i w:val="0"/>
-          <w:sz w:val="28"/>
-        </w:rPr>
-        <w:t>Проведены прогоны на нескольких категориях реальных сайтов: демонстрационные тестовые магазины, реальные русские маркетплейсы, сайты с разной степенью антибот-защиты.</w:t>
+        <w:t>6.4. Реальные сайты</w:t>
       </w:r>
     </w:p>
     <w:p>
@@ -3092,7 +2882,7 @@
           <w:color w:val="000000"/>
           <w:sz w:val="26"/>
         </w:rPr>
-        <w:t>6.4.1. books.toscrape.com (демо-сайт Scrapy)</w:t>
+        <w:t>6.4.1. books.toscrape.com</w:t>
       </w:r>
     </w:p>
     <w:p>
@@ -3107,7 +2897,7 @@
           <w:i w:val="0"/>
           <w:sz w:val="28"/>
         </w:rPr>
-        <w:t>На странице книги «A Light in the Attic» все три режима отработали успешно. Прямое извлечение: title корректно, article (UPC-код) корректно, image_url корректно. Генерация селекторов вернула все шесть полей без предупреждений валидатора: name=«.product_page h1», price=«.product_main .price_color», article=«.table-striped tbody tr:nth-child(1) td», pictures=«#product_gallery .carousel-inner .item», category=«.breadcrumb li.active». Применение этих же селекторов к ДРУГОЙ книге того же домена («Tipping the Velvet») без повторного вызова LLM корректно извлекло данные новой книги: title=«Tipping the Velvet», price=53.74, article=«90fa61229261140a». Это ключевая демонстрация концепции Parsmart: один вызов LLM покрывает тысячи страниц одного домена.</w:t>
+        <w:t>Официальный демо-сайт от создателей Scrapy. На странице книги «A Light in the Attic» все три режима работают. Прямое извлечение возвращает корректный title и UPC-код книги (a897fe39b1053632). Генерация селекторов даёт все шесть полей без единого предупреждения: name «.product_page h1», price «.product_main .price_color», article из таблицы характеристик. Главное — применение этих же селекторов к ДРУГОЙ книге того же домена («Tipping the Velvet») без повторного вызова LLM работает идеально: title «Tipping the Velvet», price 53.74, article «90fa61229261140a». Это и есть Parsmart в действии — один вызов модели покрывает тысячи страниц.</w:t>
       </w:r>
     </w:p>
     <w:p>
@@ -3138,22 +2928,7 @@
           <w:i w:val="0"/>
           <w:sz w:val="28"/>
         </w:rPr>
-        <w:t>На крупном российском маркетплейсе Wildberries система успешно прошла антибот-защиту благодаря интеграции playwright-stealth и реалистичных HTTP-заголовков. На странице товара /catalog/192222089 (тройник PP-R с внутренней резьбой) интерактивное действие add_to_cart выполнено корректно. Эвристика дала score 29 (ниже порога), система автоматически переключилась на LLM-fallback. LLM подобрал селектор «.product-card__add-basket.j-add-to-basket» с confidence 90 и обоснованием «This element has a clear class name indicating it is the add-to-basket button». Клик выполнен за 16 секунд, без ошибок.</w:t>
-      </w:r>
-    </w:p>
-    <w:p>
-      <w:pPr>
-        <w:spacing w:line="360" w:lineRule="auto"/>
-        <w:ind w:firstLine="709"/>
-      </w:pPr>
-      <w:r>
-        <w:rPr>
-          <w:rFonts w:ascii="Times New Roman" w:hAnsi="Times New Roman" w:cs="Times New Roman" w:eastAsia="Times New Roman"/>
-          <w:b w:val="0"/>
-          <w:i w:val="0"/>
-          <w:sz w:val="28"/>
-        </w:rPr>
-        <w:t>Это демонстрация работы двухуровневой стратегии: эвристика → LLM-fallback. На реальной странице Wildberries DOM содержит десятки кандидатов (включая блок «Все 68 предложений от 70 120 ₽» с альтернативными продавцами), но LLM правильно идентифицировал именно главную кнопку добавления в корзину.</w:t>
+        <w:t>Крупнейший российский маркетплейс с антибот-защитой. Stealth-патчи позволили получить нормальный HTML страницы (1.6 МБ — с настоящим контентом, не SPA-shell). Интерактивное действие add_to_cart на /catalog/192222089/detail.aspx сработало. Эвристика дала score 29 — ниже порога 30, автоматически переключились на LLM-fallback. GPT-4o-mini вернул селектор .product-card__add-basket.j-add-to-basket с confidence 90 и обоснованием «This element has a clear class name indicating it is the add-to-basket button». Клик прошёл за 16 секунд.</w:t>
       </w:r>
     </w:p>
     <w:p>
@@ -3184,7 +2959,7 @@
           <w:i w:val="0"/>
           <w:sz w:val="28"/>
         </w:rPr>
-        <w:t>Демонстрационный e-commerce сайт, специально созданный для тестирования автоматизации. Прогон add_to_cart: эвристика обнаружила кандидата с score 24 (ниже порога), сработал LLM-fallback. GPT-4o-mini вернул селектор «.product-content .btn.btn-success» с confidence 90. Клик выполнен успешно.</w:t>
+        <w:t>Тестовый магазин, специально созданный для автоматизации. Эвристика обнаружила кандидата со score 24 (ниже порога), сработал LLM-fallback. GPT-4o-mini нашёл .product-content .btn.btn-success с confidence 90. Клик прошёл.</w:t>
       </w:r>
     </w:p>
     <w:p>
@@ -3200,7 +2975,7 @@
           <w:color w:val="000000"/>
           <w:sz w:val="26"/>
         </w:rPr>
-        <w:t>6.4.4. Известные ограничения</w:t>
+        <w:t>6.4.4. Где не получилось</w:t>
       </w:r>
     </w:p>
     <w:p>
@@ -3215,7 +2990,7 @@
           <w:i w:val="0"/>
           <w:sz w:val="28"/>
         </w:rPr>
-        <w:t>Зафиксированы границы применимости системы. На Ozon stealth не проходит — возвращается «Antibot Captcha» от DataDome. На DNS-shop возвращается HTTP 403 от Akamai на основании анализа TLS-fingerprint браузера. Это известные ограничения headless-парсинга без резидентных прокси-сетей, общие для всех self-hosted решений. Согласуется с разделом обзора аналогов: даже коммерческие сервисы Diffbot и Apify арендуют резидентные прокси именно для обхода такой защиты.</w:t>
+        <w:t>На Ozon stealth не помог — возвращается «Antibot Captcha» от DataDome. На DNS-shop вообще HTTP 403 от Akamai на основе TLS-fingerprint. Это известные ограничения headless-парсинга без резидентных прокси-сетей, общие для всех self-hosted решений. В обзоре аналогов мы упоминаем, что даже Diffbot и Apify арендуют именно резидентные прокси для обхода такой защиты. Для курсового проекта без бюджета на прокси это вне досягаемости — и мы это честно зафиксировали.</w:t>
       </w:r>
     </w:p>
     <w:p>
@@ -3230,7 +3005,7 @@
           <w:i w:val="0"/>
           <w:sz w:val="28"/>
         </w:rPr>
-        <w:t>На М.Видео stealth работает (страница загружается), но контент карточки товара загружается JavaScript-ом из закрытого API через несколько секунд после события networkidle, и наш HTML-snapshot получается до полной отрисовки. Это решается параметром extra_wait_ms (5–10 секунд), но снижает общую производительность.</w:t>
+        <w:t>На М.Видео stealth прошёл, страница загрузилась, но контент карточки догружается JavaScript-ом из внутреннего API через несколько секунд после networkidle. Наш HTML-snapshot снимается до полной отрисовки. Параметр extra_wait_ms на 5–10 секунд это решает, но сильно замедляет общий прогон.</w:t>
       </w:r>
     </w:p>
     <w:p>
@@ -3245,7 +3020,7 @@
           <w:i w:val="0"/>
           <w:sz w:val="28"/>
         </w:rPr>
-        <w:t>На books.toscrape.com странице книги система корректно возвращает status=not_found на запрос add_to_cart — на этой странице действительно нет кнопки добавления в корзину (она появляется только на странице каталога). И эвристика, и LLM согласились, что элемента нет. Это важный показатель качества: система не «галлюцинирует», а честно сообщает о неудаче.</w:t>
+        <w:t>На books.toscrape.com странице книги система корректно вернула not_found на запрос add_to_cart — кнопки добавления в корзину там действительно нет (она только в каталоге). И эвристика, и LLM сошлись на том, что элемента нет. Это важный показатель — система не галлюцинирует, а честно признаёт неудачу.</w:t>
       </w:r>
     </w:p>
     <w:p>
@@ -3281,7 +3056,7 @@
           <w:i w:val="0"/>
           <w:sz w:val="28"/>
         </w:rPr>
-        <w:t>В рамках курсового проекта разработана полнофункциональная система LLM Web Parsing для автоматизированной разметки веб-страниц и интерактивного взаимодействия с ними. Реализованы все ключевые модули, заданные в постановке Parsmart, плюс модернизация по требованию заказчика на финальном этапе.</w:t>
+        <w:t>Что получилось. Универсальный парсер интернет-магазинов работает в трёх режимах. Подбирает CSS-селекторы через LLM, сохраняет их в TOON-формате как в задании Parsmart, применяет потом к тысячам страниц без обращения к модели. Умеет нажимать кнопки и добавлять товары в корзину автоматически — это требование руководителя мы закрыли на финале.</w:t>
       </w:r>
     </w:p>
     <w:p>
@@ -3296,7 +3071,7 @@
           <w:i w:val="0"/>
           <w:sz w:val="28"/>
         </w:rPr>
-        <w:t>Достигнуты следующие результаты. Реализован REST API на FastAPI с автоматической генерацией OpenAPI-документации (Swagger UI на /docs). Реализован веб-загрузчик на Playwright с stealth-патчами и retry-логикой через tenacity, успешно проходящий антибот-защиту Wildberries и Citilink. Реализован препроцессор HTML на BeautifulSoup4 с адаптивным усечением до 12–20 тысяч символов. Реализован LLM-парсер с интеграцией LangChain и двухуровневым fallback на прямой HuggingFace API, поддерживающий Llama 3.1 8B Instruct и GPT-4o-mini с автоматическим выбором провайдера. Реализован модуль генерации и применения CSS-селекторов в формате TOON, совместимом с примером domains.toon из задания. Реализован сериализатор TOON-формата. Реализована система валидации через Pydantic. Реализован асинхронный слой персистентного хранения на SQLite через aiosqlite с тремя таблицами: parsed_products, domain_markups, interaction_runs.</w:t>
+        <w:t>Что покрыто. REST API на FastAPI с автогенерируемым Swagger UI. Загрузчик на Playwright со stealth-патчами, проходит антибот Wildberries и Citilink. Препроцессор HTML с двумя режимами очистки. LLM-парсер с поддержкой Llama 3.1 и GPT-4o-mini, с fallback на прямой Hugging Face API при проблемах в LangChain. Универсальный поиск кнопок через скоринг с поддержкой четырёх языков плюс LLM-резерв. Pydantic-валидация всех контрактов. Асинхронное хранилище на aiosqlite с тремя таблицами. 139 автотестов, прогон за секунду. Docker-сборка. Открытый GitHub-репозиторий.</w:t>
       </w:r>
     </w:p>
     <w:p>
@@ -3311,7 +3086,7 @@
           <w:i w:val="0"/>
           <w:sz w:val="28"/>
         </w:rPr>
-        <w:t>По требованию заказчика реализован модуль интерактивных действий с универсальным эвристическим поиском кнопок (поддержка четырёх языков: русский, английский, французский, немецкий), системой scoring и LLM-fallback. Поддерживаются пять действий: add_to_cart, buy_now, open_product, click_text, custom_selector. Все действия сохраняются в базу данных с подробным техническим логом каждого шага.</w:t>
+        <w:t>Главное архитектурное решение — кэшировать селекторы, а не сами данные. Один вызов LLM на домен покрывает тысячи страниц. На books.toscrape.com мы наглядно это показали: сгенерировали селекторы по странице «A Light in the Attic», применили к «Tipping the Velvet» — обе книги корректно распарсились, LLM второй раз не вызывался.</w:t>
       </w:r>
     </w:p>
     <w:p>
@@ -3326,7 +3101,7 @@
           <w:i w:val="0"/>
           <w:sz w:val="28"/>
         </w:rPr>
-        <w:t>Веб-интерфейс реализован на ванильном JavaScript с четырьмя вкладками: прямое извлечение, CSS-селекторы, действия, история. Покрытие тестами — 139 автоматизированных тестов в 10 модулях, время полного прогона менее одной секунды. Замокированы внешние вызовы Playwright и LLM API, что делает тесты быстрыми, детерминированными и пригодными для CI/CD. Система контейнеризирована через Docker и docker-compose для запуска одной командой.</w:t>
+        <w:t>Что не получилось. Не прошли антибот Ozon и DNS-shop — там DataDome и Akamai с TLS-fingerprint. Без резидентных прокси-сетей такую защиту не обойти, и это вне рамок self-hosted решения. Также на сложных страницах маркетплейсов (Wildberries iPhone — 30+ продавцов одного товара в DOM) LLM иногда выбирает не главную карточку, а блок альтернативных предложений. Это решается специализированным промптом под конкретный сайт, но мы решили не отступать от принципа универсальности.</w:t>
       </w:r>
     </w:p>
     <w:p>
@@ -3341,37 +3116,7 @@
           <w:i w:val="0"/>
           <w:sz w:val="28"/>
         </w:rPr>
-        <w:t>Проект опубликован в открытом репозитории на GitHub по адресу github.com/ItsBelyaev/llmweb-parser. Доступны две ветки: main с основной реализацией и feature/interactive-actions, содержащая модернизацию мая 2026 года и слитая в main после успешного тестирования.</w:t>
-      </w:r>
-    </w:p>
-    <w:p>
-      <w:pPr>
-        <w:spacing w:line="360" w:lineRule="auto"/>
-        <w:ind w:firstLine="709"/>
-      </w:pPr>
-      <w:r>
-        <w:rPr>
-          <w:rFonts w:ascii="Times New Roman" w:hAnsi="Times New Roman" w:cs="Times New Roman" w:eastAsia="Times New Roman"/>
-          <w:b w:val="0"/>
-          <w:i w:val="0"/>
-          <w:sz w:val="28"/>
-        </w:rPr>
-        <w:t>Гибкая интеграция с различными провайдерами языковых моделей (Hugging Face и OpenAI) позволяет выбирать оптимальный баланс между качеством, производительностью и стоимостью обработки в зависимости от конкретного сценария использования. Применение CSS-селекторов вместо повторных вызовов LLM на каждой странице обеспечивает скорость промышленных парсеров при универсальности AI-решения. Эвристический поиск кнопок с LLM-fallback обеспечивает работу на любом интернет-магазине без программирования правил под конкретный сайт, что прямо соответствует ключевому требованию технического задания.</w:t>
-      </w:r>
-    </w:p>
-    <w:p>
-      <w:pPr>
-        <w:spacing w:line="360" w:lineRule="auto"/>
-        <w:ind w:firstLine="709"/>
-      </w:pPr>
-      <w:r>
-        <w:rPr>
-          <w:rFonts w:ascii="Times New Roman" w:hAnsi="Times New Roman" w:cs="Times New Roman" w:eastAsia="Times New Roman"/>
-          <w:b w:val="0"/>
-          <w:i w:val="0"/>
-          <w:sz w:val="28"/>
-        </w:rPr>
-        <w:t>Перспективы развития проекта включают расширение тестового датасета до 200–300 страниц, разработку системы автоматической детекции редизайнов с триггерной регенерацией селекторов, реализацию multistep flows для интерактивных действий, миграцию на PostgreSQL и Redis для production-нагрузок, добавление Celery для фоновой обработки длинных пайплайнов, реализацию системы A/B тестирования различных версий промптов на production-трафике.</w:t>
+        <w:t>Куда расти. Расширить тестовый датасет до 200–300 страниц с ground-truth разметкой. Собрать benchmark на нескольких моделях (Llama, Mistral, Qwen, GPT, Claude). Добавить генерацию селекторов для cartPage и orderPage — сейчас только productPage. Сделать систему автоматической детекции редизайнов с триггерной регенерацией селекторов. Перейти на PostgreSQL и добавить Redis-кэш для прод-нагрузок. Поддержать multistep flows в интерактивных действиях — выбрать размер, потом цвет, потом добавить в корзину.</w:t>
       </w:r>
     </w:p>
     <w:p>
@@ -3512,7 +3257,7 @@
           <w:i w:val="0"/>
           <w:sz w:val="26"/>
         </w:rPr>
-        <w:t>Pydantic v2 Documentation. Pydantic Services Inc. — 2024. — URL: https://docs.pydantic.dev/</w:t>
+        <w:t>Pydantic v2 Documentation. — Pydantic Services Inc, 2024. — URL: https://docs.pydantic.dev/</w:t>
       </w:r>
     </w:p>
     <w:p>
@@ -3527,7 +3272,7 @@
           <w:i w:val="0"/>
           <w:sz w:val="26"/>
         </w:rPr>
-        <w:t>LangChain Documentation. LangChain Inc. — 2024. — URL: https://python.langchain.com/</w:t>
+        <w:t>LangChain Documentation. — LangChain Inc, 2024. — URL: https://python.langchain.com/</w:t>
       </w:r>
     </w:p>
     <w:p>
@@ -3542,7 +3287,7 @@
           <w:i w:val="0"/>
           <w:sz w:val="26"/>
         </w:rPr>
-        <w:t>Hugging Face Inference API Documentation. Hugging Face Inc. — 2024. — URL: https://huggingface.co/docs/api-inference/</w:t>
+        <w:t>Hugging Face Inference API Documentation. — Hugging Face Inc, 2024. — URL: https://huggingface.co/docs/api-inference/</w:t>
       </w:r>
     </w:p>
     <w:p>
